--- a/Standard Capital - Form of Standard Capital Series A Preferred Stock Purchase Agreement.docx
+++ b/Standard Capital - Form of Standard Capital Series A Preferred Stock Purchase Agreement.docx
@@ -766,7 +766,19 @@
         <w:rPr>
           <w:szCs w:val="22"/>
         </w:rPr>
-        <w:t>At each Closing, the Company shall deliver to each Purchaser a certificate</w:t>
+        <w:t xml:space="preserve">At each Closing, the Company shall deliver to each Purchaser a </w:t>
+      </w:r>
+      <w:r>
+        <w:rPr>
+          <w:szCs w:val="22"/>
+        </w:rPr>
+        <w:t>[</w:t>
+      </w:r>
+      <w:r>
+        <w:rPr>
+          <w:szCs w:val="22"/>
+        </w:rPr>
+        <w:t>certificate</w:t>
       </w:r>
       <w:r>
         <w:rPr>
@@ -778,7 +790,19 @@
         <w:rPr>
           <w:szCs w:val="22"/>
         </w:rPr>
-        <w:t xml:space="preserve">representing the Shares being purchased by such Purchaser at such Closing against payment of the purchase price therefor by check payable to the Company, by wire transfer to a bank account designated by the </w:t>
+        <w:t>representing</w:t>
+      </w:r>
+      <w:r>
+        <w:rPr>
+          <w:szCs w:val="22"/>
+        </w:rPr>
+        <w:t>/notice of issuance]</w:t>
+      </w:r>
+      <w:r>
+        <w:rPr>
+          <w:szCs w:val="22"/>
+        </w:rPr>
+        <w:t xml:space="preserve"> the Shares being purchased by such Purchaser at such Closing against payment of the purchase price therefor by check payable to the Company, by wire transfer to a bank account designated by the </w:t>
       </w:r>
       <w:r>
         <w:rPr>
@@ -1040,9 +1064,14 @@
         <w:rPr>
           <w:szCs w:val="22"/>
         </w:rPr>
+        <w:t xml:space="preserve">Invested in </w:t>
+      </w:r>
+      <w:r>
+        <w:rPr>
+          <w:szCs w:val="22"/>
+        </w:rPr>
         <w:t>Convertible Securities</w:t>
       </w:r>
-      <w:proofErr w:type="gramStart"/>
       <w:r>
         <w:rPr>
           <w:szCs w:val="22"/>
@@ -1055,7 +1084,6 @@
         </w:rPr>
         <w:t>;</w:t>
       </w:r>
-      <w:proofErr w:type="gramEnd"/>
     </w:p>
     <w:p>
       <w:pPr>
@@ -2035,27 +2063,58 @@
           <w:bCs/>
           <w:szCs w:val="22"/>
         </w:rPr>
-        <w:t>CTA</w:t>
-      </w:r>
-      <w:r>
-        <w:rPr>
-          <w:szCs w:val="22"/>
-        </w:rPr>
-        <w:t xml:space="preserve">” means the Corporate Transparency Act, 31 </w:t>
-      </w:r>
-      <w:proofErr w:type="spellStart"/>
-      <w:r>
-        <w:rPr>
-          <w:szCs w:val="22"/>
-        </w:rPr>
-        <w:t>U.S.C</w:t>
-      </w:r>
-      <w:proofErr w:type="spellEnd"/>
-      <w:r>
-        <w:rPr>
-          <w:szCs w:val="22"/>
-        </w:rPr>
-        <w:t xml:space="preserve"> § 5336, and all rules and regulations promulgated thereunder, as each may be amended or replaced from time to time.</w:t>
+        <w:t>GAAP</w:t>
+      </w:r>
+      <w:r>
+        <w:rPr>
+          <w:szCs w:val="22"/>
+        </w:rPr>
+        <w:t xml:space="preserve">” means </w:t>
+      </w:r>
+      <w:r>
+        <w:t xml:space="preserve">generally accepted accounting principles </w:t>
+      </w:r>
+      <w:r>
+        <w:t>in the United States,</w:t>
+      </w:r>
+      <w:r>
+        <w:t xml:space="preserve"> applied on a consistent basis throughout the periods indicate</w:t>
+      </w:r>
+      <w:r>
+        <w:t>d.</w:t>
+      </w:r>
+    </w:p>
+    <w:p>
+      <w:pPr>
+        <w:pStyle w:val="Heading3"/>
+      </w:pPr>
+      <w:r>
+        <w:t>“</w:t>
+      </w:r>
+      <w:r>
+        <w:rPr>
+          <w:b/>
+          <w:bCs/>
+        </w:rPr>
+        <w:t>Intellectual Property Rights</w:t>
+      </w:r>
+      <w:r>
+        <w:t>”</w:t>
+      </w:r>
+      <w:r>
+        <w:t xml:space="preserve"> means all intellectual property rights, whether registered or unregistered, that are recognized in any jurisdiction of the world, including such rights in patents, utility models, trademarks and tradenames, copyrights, trade secrets</w:t>
+      </w:r>
+      <w:r>
+        <w:t>, and domain names</w:t>
+      </w:r>
+      <w:r>
+        <w:t xml:space="preserve"> (and any </w:t>
+      </w:r>
+      <w:r>
+        <w:t xml:space="preserve">registrations of or </w:t>
+      </w:r>
+      <w:r>
+        <w:t>applications to register any of the foregoing).</w:t>
       </w:r>
     </w:p>
     <w:p>
@@ -2076,28 +2135,94 @@
       <w:r>
         <w:rPr>
           <w:b/>
-          <w:bCs/>
-          <w:szCs w:val="22"/>
-        </w:rPr>
-        <w:t>GAAP</w:t>
-      </w:r>
-      <w:r>
-        <w:rPr>
-          <w:szCs w:val="22"/>
-        </w:rPr>
-        <w:t xml:space="preserve">” means </w:t>
-      </w:r>
-      <w:r>
-        <w:t xml:space="preserve">generally accepted accounting principles </w:t>
-      </w:r>
-      <w:r>
-        <w:t>in the United States,</w:t>
-      </w:r>
-      <w:r>
-        <w:t xml:space="preserve"> applied on a consistent basis throughout the periods indicate</w:t>
-      </w:r>
-      <w:r>
-        <w:t>d.</w:t>
+          <w:szCs w:val="22"/>
+        </w:rPr>
+        <w:t>Investors</w:t>
+      </w:r>
+      <w:r>
+        <w:rPr>
+          <w:b/>
+          <w:szCs w:val="22"/>
+        </w:rPr>
+        <w:t>’</w:t>
+      </w:r>
+      <w:r>
+        <w:rPr>
+          <w:b/>
+          <w:szCs w:val="22"/>
+        </w:rPr>
+        <w:t xml:space="preserve"> Rights Agreement</w:t>
+      </w:r>
+      <w:r>
+        <w:rPr>
+          <w:szCs w:val="22"/>
+        </w:rPr>
+        <w:t>”</w:t>
+      </w:r>
+      <w:r>
+        <w:rPr>
+          <w:szCs w:val="22"/>
+        </w:rPr>
+        <w:t xml:space="preserve"> means the agreement among the Company and the Purchasers [and certain other stockholders of the Company]</w:t>
+      </w:r>
+      <w:r>
+        <w:rPr>
+          <w:rStyle w:val="FootnoteReference"/>
+        </w:rPr>
+        <w:footnoteReference w:id="5"/>
+      </w:r>
+      <w:r>
+        <w:rPr>
+          <w:szCs w:val="22"/>
+        </w:rPr>
+        <w:t xml:space="preserve"> dated as of the date of the Initial Closing, in the form of </w:t>
+      </w:r>
+      <w:r>
+        <w:rPr>
+          <w:szCs w:val="22"/>
+          <w:u w:val="single"/>
+        </w:rPr>
+        <w:fldChar w:fldCharType="begin"/>
+      </w:r>
+      <w:r>
+        <w:rPr>
+          <w:szCs w:val="22"/>
+          <w:u w:val="single"/>
+        </w:rPr>
+        <w:instrText xml:space="preserve"> REF _Ref137575763 \w \h  \* MERGEFORMAT </w:instrText>
+      </w:r>
+      <w:r>
+        <w:rPr>
+          <w:szCs w:val="22"/>
+          <w:u w:val="single"/>
+        </w:rPr>
+      </w:r>
+      <w:r>
+        <w:rPr>
+          <w:szCs w:val="22"/>
+          <w:u w:val="single"/>
+        </w:rPr>
+        <w:fldChar w:fldCharType="separate"/>
+      </w:r>
+      <w:r>
+        <w:rPr>
+          <w:szCs w:val="22"/>
+          <w:u w:val="single"/>
+        </w:rPr>
+        <w:t>Exhibit D</w:t>
+      </w:r>
+      <w:r>
+        <w:rPr>
+          <w:szCs w:val="22"/>
+          <w:u w:val="single"/>
+        </w:rPr>
+        <w:fldChar w:fldCharType="end"/>
+      </w:r>
+      <w:r>
+        <w:rPr>
+          <w:szCs w:val="22"/>
+        </w:rPr>
+        <w:t xml:space="preserve"> attached to this Agreement.</w:t>
       </w:r>
     </w:p>
     <w:p>
@@ -2110,27 +2235,141 @@
       <w:r>
         <w:rPr>
           <w:b/>
-          <w:bCs/>
-        </w:rPr>
-        <w:t>Intellectual Property Rights</w:t>
+        </w:rPr>
+        <w:t>Knowledge</w:t>
       </w:r>
       <w:r>
         <w:t>”</w:t>
       </w:r>
       <w:r>
-        <w:t xml:space="preserve"> means all intellectual property rights, whether registered or unregistered, that are recognized in any jurisdiction of the world, including such rights in patents, utility models, trademarks and tradenames, copyrights, trade secrets</w:t>
-      </w:r>
-      <w:r>
-        <w:t>, and domain names</w:t>
-      </w:r>
-      <w:r>
-        <w:t xml:space="preserve"> (and any </w:t>
-      </w:r>
-      <w:r>
-        <w:t xml:space="preserve">registrations of or </w:t>
-      </w:r>
-      <w:r>
-        <w:t>applications to register any of the foregoing).</w:t>
+        <w:t xml:space="preserve"> including the phrase </w:t>
+      </w:r>
+      <w:r>
+        <w:t>“</w:t>
+      </w:r>
+      <w:r>
+        <w:rPr>
+          <w:b/>
+        </w:rPr>
+        <w:t>to the Company</w:t>
+      </w:r>
+      <w:r>
+        <w:rPr>
+          <w:b/>
+        </w:rPr>
+        <w:t>’</w:t>
+      </w:r>
+      <w:r>
+        <w:rPr>
+          <w:b/>
+        </w:rPr>
+        <w:t>s knowledge</w:t>
+      </w:r>
+      <w:r>
+        <w:t>”</w:t>
+      </w:r>
+      <w:r>
+        <w:t xml:space="preserve"> mean</w:t>
+      </w:r>
+      <w:r>
+        <w:t>s</w:t>
+      </w:r>
+      <w:r>
+        <w:t xml:space="preserve"> the</w:t>
+      </w:r>
+      <w:r>
+        <w:t xml:space="preserve"> Knowledge Parties’</w:t>
+      </w:r>
+      <w:r>
+        <w:t xml:space="preserve"> actual </w:t>
+      </w:r>
+      <w:r>
+        <w:t xml:space="preserve">knowledge after reasonable </w:t>
+      </w:r>
+      <w:r>
+        <w:t>investigation</w:t>
+      </w:r>
+      <w:r>
+        <w:t xml:space="preserve"> and assuming such knowledge as the individual would have </w:t>
+      </w:r>
+      <w:proofErr w:type="gramStart"/>
+      <w:r>
+        <w:t>as a result of</w:t>
+      </w:r>
+      <w:proofErr w:type="gramEnd"/>
+      <w:r>
+        <w:t xml:space="preserve"> the reasonable performance of the individual</w:t>
+      </w:r>
+      <w:r>
+        <w:t>’</w:t>
+      </w:r>
+      <w:r>
+        <w:t>s</w:t>
+      </w:r>
+      <w:r>
+        <w:t xml:space="preserve"> duties in </w:t>
+      </w:r>
+      <w:r>
+        <w:t>the</w:t>
+      </w:r>
+      <w:r>
+        <w:t xml:space="preserve"> ordinary course. Additionally, for purposes of </w:t>
+      </w:r>
+      <w:r>
+        <w:rPr>
+          <w:u w:val="single"/>
+        </w:rPr>
+        <w:t>Section </w:t>
+      </w:r>
+      <w:r>
+        <w:rPr>
+          <w:u w:val="single"/>
+        </w:rPr>
+        <w:fldChar w:fldCharType="begin"/>
+      </w:r>
+      <w:r>
+        <w:rPr>
+          <w:u w:val="single"/>
+        </w:rPr>
+        <w:instrText xml:space="preserve"> REF _Ref146362263 \w \h </w:instrText>
+      </w:r>
+      <w:r>
+        <w:rPr>
+          <w:u w:val="single"/>
+        </w:rPr>
+      </w:r>
+      <w:r>
+        <w:rPr>
+          <w:u w:val="single"/>
+        </w:rPr>
+        <w:fldChar w:fldCharType="separate"/>
+      </w:r>
+      <w:r>
+        <w:rPr>
+          <w:u w:val="single"/>
+        </w:rPr>
+        <w:t>2</w:t>
+      </w:r>
+      <w:r>
+        <w:rPr>
+          <w:u w:val="single"/>
+        </w:rPr>
+        <w:fldChar w:fldCharType="end"/>
+      </w:r>
+      <w:r>
+        <w:t xml:space="preserve">, the Company shall be deemed to have </w:t>
+      </w:r>
+      <w:r>
+        <w:t>“</w:t>
+      </w:r>
+      <w:r>
+        <w:t>knowledge</w:t>
+      </w:r>
+      <w:r>
+        <w:t>”</w:t>
+      </w:r>
+      <w:r>
+        <w:t xml:space="preserve"> of a patent right only if the Company has actual knowledge of the patent right.</w:t>
       </w:r>
     </w:p>
     <w:p>
@@ -2153,21 +2392,7 @@
           <w:b/>
           <w:szCs w:val="22"/>
         </w:rPr>
-        <w:t>Investors</w:t>
-      </w:r>
-      <w:r>
-        <w:rPr>
-          <w:b/>
-          <w:szCs w:val="22"/>
-        </w:rPr>
-        <w:t>’</w:t>
-      </w:r>
-      <w:r>
-        <w:rPr>
-          <w:b/>
-          <w:szCs w:val="22"/>
-        </w:rPr>
-        <w:t xml:space="preserve"> Rights Agreement</w:t>
+        <w:t>Knowledge Parties</w:t>
       </w:r>
       <w:r>
         <w:rPr>
@@ -2179,221 +2404,150 @@
         <w:rPr>
           <w:szCs w:val="22"/>
         </w:rPr>
-        <w:t xml:space="preserve"> means the agreement among the Company and the Purchasers [and certain other stockholders of the Company]</w:t>
+        <w:t xml:space="preserve"> means </w:t>
+      </w:r>
+      <w:r>
+        <w:rPr>
+          <w:szCs w:val="22"/>
+        </w:rPr>
+        <w:t xml:space="preserve">(i) the </w:t>
+      </w:r>
+      <w:r>
+        <w:rPr>
+          <w:szCs w:val="22"/>
+        </w:rPr>
+        <w:t>Officers</w:t>
+      </w:r>
+      <w:r>
+        <w:rPr>
+          <w:szCs w:val="22"/>
+        </w:rPr>
+        <w:t xml:space="preserve"> and (ii) solely for purposes of </w:t>
+      </w:r>
+      <w:r>
+        <w:rPr>
+          <w:szCs w:val="22"/>
+          <w:u w:val="single"/>
+        </w:rPr>
+        <w:t xml:space="preserve">Section </w:t>
+      </w:r>
+      <w:r>
+        <w:rPr>
+          <w:szCs w:val="22"/>
+          <w:u w:val="single"/>
+        </w:rPr>
+        <w:fldChar w:fldCharType="begin"/>
+      </w:r>
+      <w:r>
+        <w:rPr>
+          <w:szCs w:val="22"/>
+          <w:u w:val="single"/>
+        </w:rPr>
+        <w:instrText xml:space="preserve"> REF _Ref145428055 \w \h </w:instrText>
+      </w:r>
+      <w:r>
+        <w:rPr>
+          <w:szCs w:val="22"/>
+          <w:u w:val="single"/>
+        </w:rPr>
+        <w:instrText xml:space="preserve"> \* MERGEFORMAT </w:instrText>
+      </w:r>
+      <w:r>
+        <w:rPr>
+          <w:szCs w:val="22"/>
+          <w:u w:val="single"/>
+        </w:rPr>
+      </w:r>
+      <w:r>
+        <w:rPr>
+          <w:szCs w:val="22"/>
+          <w:u w:val="single"/>
+        </w:rPr>
+        <w:fldChar w:fldCharType="separate"/>
+      </w:r>
+      <w:r>
+        <w:rPr>
+          <w:szCs w:val="22"/>
+          <w:u w:val="single"/>
+        </w:rPr>
+        <w:t>2.8</w:t>
+      </w:r>
+      <w:r>
+        <w:rPr>
+          <w:szCs w:val="22"/>
+          <w:u w:val="single"/>
+        </w:rPr>
+        <w:fldChar w:fldCharType="end"/>
+      </w:r>
+      <w:r>
+        <w:rPr>
+          <w:szCs w:val="22"/>
+        </w:rPr>
+        <w:t>, [</w:t>
+      </w:r>
+      <w:r>
+        <w:rPr>
+          <w:i/>
+          <w:iCs/>
+          <w:szCs w:val="22"/>
+        </w:rPr>
+        <w:t>specify</w:t>
+      </w:r>
+      <w:r>
+        <w:rPr>
+          <w:szCs w:val="22"/>
+        </w:rPr>
+        <w:t>]</w:t>
       </w:r>
       <w:r>
         <w:rPr>
           <w:rStyle w:val="FootnoteReference"/>
         </w:rPr>
-        <w:footnoteReference w:id="5"/>
-      </w:r>
-      <w:r>
-        <w:rPr>
-          <w:szCs w:val="22"/>
-        </w:rPr>
-        <w:t xml:space="preserve"> dated as of the date of the Initial Closing, in the form of </w:t>
-      </w:r>
-      <w:r>
-        <w:rPr>
-          <w:szCs w:val="22"/>
-          <w:u w:val="single"/>
-        </w:rPr>
-        <w:fldChar w:fldCharType="begin"/>
-      </w:r>
-      <w:r>
-        <w:rPr>
-          <w:szCs w:val="22"/>
-          <w:u w:val="single"/>
-        </w:rPr>
-        <w:instrText xml:space="preserve"> REF _Ref137575763 \w \h  \* MERGEFORMAT </w:instrText>
-      </w:r>
-      <w:r>
-        <w:rPr>
-          <w:szCs w:val="22"/>
-          <w:u w:val="single"/>
-        </w:rPr>
-      </w:r>
-      <w:r>
-        <w:rPr>
-          <w:szCs w:val="22"/>
-          <w:u w:val="single"/>
-        </w:rPr>
-        <w:fldChar w:fldCharType="separate"/>
-      </w:r>
-      <w:r>
-        <w:rPr>
-          <w:szCs w:val="22"/>
-          <w:u w:val="single"/>
-        </w:rPr>
-        <w:t>Exhibit D</w:t>
-      </w:r>
-      <w:r>
-        <w:rPr>
-          <w:szCs w:val="22"/>
-          <w:u w:val="single"/>
-        </w:rPr>
-        <w:fldChar w:fldCharType="end"/>
-      </w:r>
-      <w:r>
-        <w:rPr>
-          <w:szCs w:val="22"/>
-        </w:rPr>
-        <w:t xml:space="preserve"> attached to this Agreement.</w:t>
+        <w:footnoteReference w:id="6"/>
+      </w:r>
+      <w:r>
+        <w:rPr>
+          <w:szCs w:val="22"/>
+        </w:rPr>
+        <w:t>.</w:t>
       </w:r>
     </w:p>
     <w:p>
       <w:pPr>
         <w:pStyle w:val="Heading3"/>
-      </w:pPr>
-      <w:r>
-        <w:lastRenderedPageBreak/>
+        <w:rPr>
+          <w:szCs w:val="22"/>
+        </w:rPr>
+      </w:pPr>
+      <w:r>
+        <w:rPr>
+          <w:szCs w:val="22"/>
+        </w:rPr>
         <w:t>“</w:t>
       </w:r>
       <w:r>
         <w:rPr>
           <w:b/>
-        </w:rPr>
-        <w:t>Knowledge</w:t>
-      </w:r>
-      <w:r>
+          <w:szCs w:val="22"/>
+        </w:rPr>
+        <w:t>Material Adverse Effect</w:t>
+      </w:r>
+      <w:r>
+        <w:rPr>
+          <w:szCs w:val="22"/>
+        </w:rPr>
         <w:t>”</w:t>
       </w:r>
       <w:r>
-        <w:t xml:space="preserve"> including the phrase </w:t>
-      </w:r>
-      <w:r>
-        <w:t>“</w:t>
-      </w:r>
-      <w:r>
-        <w:rPr>
-          <w:b/>
-        </w:rPr>
-        <w:t>to the Company</w:t>
-      </w:r>
-      <w:r>
-        <w:rPr>
-          <w:b/>
-        </w:rPr>
-        <w:t>’</w:t>
-      </w:r>
-      <w:r>
-        <w:rPr>
-          <w:b/>
-        </w:rPr>
-        <w:t>s knowledge</w:t>
-      </w:r>
-      <w:r>
-        <w:t>”</w:t>
-      </w:r>
-      <w:r>
-        <w:t xml:space="preserve"> mean</w:t>
-      </w:r>
-      <w:r>
-        <w:t>s</w:t>
-      </w:r>
-      <w:r>
-        <w:t xml:space="preserve"> the</w:t>
-      </w:r>
-      <w:r>
-        <w:t xml:space="preserve"> Knowledge Parties’</w:t>
-      </w:r>
-      <w:r>
-        <w:t xml:space="preserve"> actual </w:t>
-      </w:r>
-      <w:r>
-        <w:t xml:space="preserve">knowledge after reasonable </w:t>
-      </w:r>
-      <w:r>
-        <w:t>investigation</w:t>
-      </w:r>
-      <w:r>
-        <w:t xml:space="preserve"> and assuming such knowledge as the individual would have </w:t>
-      </w:r>
-      <w:proofErr w:type="gramStart"/>
-      <w:r>
-        <w:t>as a result of</w:t>
-      </w:r>
-      <w:proofErr w:type="gramEnd"/>
-      <w:r>
-        <w:t xml:space="preserve"> the reasonable performance of the individual</w:t>
-      </w:r>
-      <w:r>
-        <w:t>’</w:t>
-      </w:r>
-      <w:r>
-        <w:t>s</w:t>
-      </w:r>
-      <w:r>
-        <w:t xml:space="preserve"> duties in </w:t>
-      </w:r>
-      <w:r>
-        <w:t>the</w:t>
-      </w:r>
-      <w:r>
-        <w:t xml:space="preserve"> ordinary course. Additionally, for purposes of </w:t>
-      </w:r>
-      <w:r>
-        <w:rPr>
-          <w:u w:val="single"/>
-        </w:rPr>
-        <w:t>Section </w:t>
-      </w:r>
-      <w:r>
-        <w:rPr>
-          <w:u w:val="single"/>
-        </w:rPr>
-        <w:fldChar w:fldCharType="begin"/>
-      </w:r>
-      <w:r>
-        <w:rPr>
-          <w:u w:val="single"/>
-        </w:rPr>
-        <w:instrText xml:space="preserve"> REF _Ref146362263 \w \h </w:instrText>
-      </w:r>
-      <w:r>
-        <w:rPr>
-          <w:u w:val="single"/>
-        </w:rPr>
-      </w:r>
-      <w:r>
-        <w:rPr>
-          <w:u w:val="single"/>
-        </w:rPr>
-        <w:fldChar w:fldCharType="separate"/>
-      </w:r>
-      <w:r>
-        <w:rPr>
-          <w:u w:val="single"/>
-        </w:rPr>
-        <w:t>2</w:t>
-      </w:r>
-      <w:r>
-        <w:rPr>
-          <w:u w:val="single"/>
-        </w:rPr>
-        <w:fldChar w:fldCharType="end"/>
-      </w:r>
-      <w:r>
-        <w:t xml:space="preserve">, the Company shall be deemed to have </w:t>
-      </w:r>
-      <w:r>
-        <w:t>“</w:t>
-      </w:r>
-      <w:r>
-        <w:t>knowledge</w:t>
-      </w:r>
-      <w:r>
-        <w:t>”</w:t>
-      </w:r>
-      <w:r>
-        <w:t xml:space="preserve"> of a patent right only if the Company has actual knowledge of the patent right.</w:t>
+        <w:rPr>
+          <w:szCs w:val="22"/>
+        </w:rPr>
+        <w:t xml:space="preserve"> means a material adverse effect on the business, assets (including intangible assets), liabilities, financial condition, property, or results of operations of the Company.</w:t>
       </w:r>
     </w:p>
     <w:p>
       <w:pPr>
         <w:pStyle w:val="Heading3"/>
-        <w:widowControl w:val="0"/>
-        <w:spacing w:after="120"/>
         <w:rPr>
           <w:szCs w:val="22"/>
         </w:rPr>
@@ -2407,120 +2561,28 @@
       <w:r>
         <w:rPr>
           <w:b/>
-          <w:szCs w:val="22"/>
-        </w:rPr>
-        <w:t>Knowledge Parties</w:t>
-      </w:r>
-      <w:r>
-        <w:rPr>
-          <w:szCs w:val="22"/>
-        </w:rPr>
-        <w:t>”</w:t>
-      </w:r>
-      <w:r>
-        <w:rPr>
-          <w:szCs w:val="22"/>
-        </w:rPr>
-        <w:t xml:space="preserve"> means </w:t>
-      </w:r>
-      <w:r>
-        <w:rPr>
-          <w:szCs w:val="22"/>
-        </w:rPr>
-        <w:t xml:space="preserve">(i) the </w:t>
-      </w:r>
-      <w:r>
-        <w:rPr>
-          <w:szCs w:val="22"/>
-        </w:rPr>
-        <w:t>Officers</w:t>
-      </w:r>
-      <w:r>
-        <w:rPr>
-          <w:szCs w:val="22"/>
-        </w:rPr>
-        <w:t xml:space="preserve"> and (ii) solely for purposes of </w:t>
-      </w:r>
-      <w:r>
-        <w:rPr>
-          <w:szCs w:val="22"/>
-          <w:u w:val="single"/>
-        </w:rPr>
-        <w:t xml:space="preserve">Section </w:t>
-      </w:r>
-      <w:r>
-        <w:rPr>
-          <w:szCs w:val="22"/>
-          <w:u w:val="single"/>
-        </w:rPr>
-        <w:fldChar w:fldCharType="begin"/>
-      </w:r>
-      <w:r>
-        <w:rPr>
-          <w:szCs w:val="22"/>
-          <w:u w:val="single"/>
-        </w:rPr>
-        <w:instrText xml:space="preserve"> REF _Ref145428055 \w \h </w:instrText>
-      </w:r>
-      <w:r>
-        <w:rPr>
-          <w:szCs w:val="22"/>
-          <w:u w:val="single"/>
-        </w:rPr>
-        <w:instrText xml:space="preserve"> \* MERGEFORMAT </w:instrText>
-      </w:r>
-      <w:r>
-        <w:rPr>
-          <w:szCs w:val="22"/>
-          <w:u w:val="single"/>
-        </w:rPr>
-      </w:r>
-      <w:r>
-        <w:rPr>
-          <w:szCs w:val="22"/>
-          <w:u w:val="single"/>
-        </w:rPr>
-        <w:fldChar w:fldCharType="separate"/>
-      </w:r>
-      <w:r>
-        <w:rPr>
-          <w:szCs w:val="22"/>
-          <w:u w:val="single"/>
-        </w:rPr>
-        <w:t>2.8</w:t>
-      </w:r>
-      <w:r>
-        <w:rPr>
-          <w:szCs w:val="22"/>
-          <w:u w:val="single"/>
-        </w:rPr>
-        <w:fldChar w:fldCharType="end"/>
-      </w:r>
-      <w:r>
-        <w:rPr>
-          <w:szCs w:val="22"/>
-        </w:rPr>
-        <w:t>, [</w:t>
-      </w:r>
-      <w:r>
-        <w:rPr>
-          <w:i/>
-          <w:iCs/>
-          <w:szCs w:val="22"/>
-        </w:rPr>
-        <w:t>specify</w:t>
-      </w:r>
-      <w:r>
-        <w:rPr>
-          <w:szCs w:val="22"/>
-        </w:rPr>
-        <w:t>]</w:t>
-      </w:r>
-      <w:r>
-        <w:rPr>
-          <w:rStyle w:val="FootnoteReference"/>
-        </w:rPr>
-        <w:footnoteReference w:id="6"/>
+          <w:bCs/>
+          <w:szCs w:val="22"/>
+        </w:rPr>
+        <w:t>Officer</w:t>
+      </w:r>
+      <w:r>
+        <w:rPr>
+          <w:szCs w:val="22"/>
+        </w:rPr>
+        <w:t xml:space="preserve">” means the Chief Executive Officer, President, Chief Financial Officer, </w:t>
+      </w:r>
+      <w:r>
+        <w:rPr>
+          <w:szCs w:val="22"/>
+        </w:rPr>
+        <w:t xml:space="preserve">Chief Technology Officer, </w:t>
+      </w:r>
+      <w:r>
+        <w:rPr>
+          <w:szCs w:val="22"/>
+        </w:rPr>
+        <w:t>and any other person who reports directly to the Board of Directors</w:t>
       </w:r>
       <w:r>
         <w:rPr>
@@ -2547,7 +2609,7 @@
           <w:b/>
           <w:szCs w:val="22"/>
         </w:rPr>
-        <w:t>Material Adverse Effect</w:t>
+        <w:t>Person</w:t>
       </w:r>
       <w:r>
         <w:rPr>
@@ -2559,7 +2621,7 @@
         <w:rPr>
           <w:szCs w:val="22"/>
         </w:rPr>
-        <w:t xml:space="preserve"> means a material adverse effect on the business, assets (including intangible assets), liabilities, financial condition, property, or results of operations of the Company.</w:t>
+        <w:t xml:space="preserve"> means any individual, corporation, partnership, trust, limited liability company, association or other entity.</w:t>
       </w:r>
     </w:p>
     <w:p>
@@ -2578,28 +2640,21 @@
       <w:r>
         <w:rPr>
           <w:b/>
-          <w:bCs/>
-          <w:szCs w:val="22"/>
-        </w:rPr>
-        <w:t>Officer</w:t>
-      </w:r>
-      <w:r>
-        <w:rPr>
-          <w:szCs w:val="22"/>
-        </w:rPr>
-        <w:t xml:space="preserve">” means the Chief Executive Officer, President, Chief Financial Officer, </w:t>
-      </w:r>
-      <w:r>
-        <w:rPr>
-          <w:szCs w:val="22"/>
-        </w:rPr>
-        <w:t xml:space="preserve">Chief Technology Officer, </w:t>
-      </w:r>
-      <w:r>
-        <w:rPr>
-          <w:szCs w:val="22"/>
-        </w:rPr>
-        <w:t>and any other person who reports directly to the Board of Directors or the Chief Executive Officer.</w:t>
+          <w:szCs w:val="22"/>
+        </w:rPr>
+        <w:t>Securities Act</w:t>
+      </w:r>
+      <w:r>
+        <w:rPr>
+          <w:szCs w:val="22"/>
+        </w:rPr>
+        <w:t>”</w:t>
+      </w:r>
+      <w:r>
+        <w:rPr>
+          <w:szCs w:val="22"/>
+        </w:rPr>
+        <w:t xml:space="preserve"> means the Securities Act of 1933, as amended, and the rules and regulations promulgated thereunder.</w:t>
       </w:r>
     </w:p>
     <w:p>
@@ -2620,19 +2675,44 @@
           <w:b/>
           <w:szCs w:val="22"/>
         </w:rPr>
-        <w:t>Person</w:t>
-      </w:r>
-      <w:r>
-        <w:rPr>
-          <w:szCs w:val="22"/>
-        </w:rPr>
-        <w:t>”</w:t>
-      </w:r>
-      <w:r>
-        <w:rPr>
-          <w:szCs w:val="22"/>
-        </w:rPr>
-        <w:t xml:space="preserve"> means any individual, corporation, partnership, trust, limited liability company, association or other entity.</w:t>
+        <w:t>Side</w:t>
+      </w:r>
+      <w:r>
+        <w:rPr>
+          <w:b/>
+          <w:szCs w:val="22"/>
+        </w:rPr>
+        <w:t xml:space="preserve"> Letter</w:t>
+      </w:r>
+      <w:r>
+        <w:rPr>
+          <w:szCs w:val="22"/>
+        </w:rPr>
+        <w:t xml:space="preserve">” means </w:t>
+      </w:r>
+      <w:r>
+        <w:rPr>
+          <w:szCs w:val="22"/>
+        </w:rPr>
+        <w:t xml:space="preserve">the </w:t>
+      </w:r>
+      <w:r>
+        <w:rPr>
+          <w:szCs w:val="22"/>
+        </w:rPr>
+        <w:t xml:space="preserve">agreement between the Company and </w:t>
+      </w:r>
+      <w:r>
+        <w:rPr>
+          <w:szCs w:val="22"/>
+        </w:rPr>
+        <w:t>Standard Capital</w:t>
+      </w:r>
+      <w:r>
+        <w:rPr>
+          <w:szCs w:val="22"/>
+        </w:rPr>
+        <w:t>, dated as of the date of the applicable Closing.</w:t>
       </w:r>
     </w:p>
     <w:p>
@@ -2651,70 +2731,7 @@
       <w:r>
         <w:rPr>
           <w:b/>
-          <w:szCs w:val="22"/>
-        </w:rPr>
-        <w:t>Securities Act</w:t>
-      </w:r>
-      <w:r>
-        <w:rPr>
-          <w:szCs w:val="22"/>
-        </w:rPr>
-        <w:t>”</w:t>
-      </w:r>
-      <w:r>
-        <w:rPr>
-          <w:szCs w:val="22"/>
-        </w:rPr>
-        <w:t xml:space="preserve"> means the Securities Act of 1933, as amended, and the rules and regulations promulgated thereunder.</w:t>
-      </w:r>
-    </w:p>
-    <w:p>
-      <w:pPr>
-        <w:pStyle w:val="Heading3"/>
-        <w:rPr>
-          <w:szCs w:val="22"/>
-        </w:rPr>
-      </w:pPr>
-      <w:r>
-        <w:rPr>
-          <w:szCs w:val="22"/>
-        </w:rPr>
-        <w:t>“</w:t>
-      </w:r>
-      <w:r>
-        <w:rPr>
-          <w:b/>
-          <w:szCs w:val="22"/>
-        </w:rPr>
-        <w:t>Side</w:t>
-      </w:r>
-      <w:r>
-        <w:rPr>
-          <w:b/>
-          <w:szCs w:val="22"/>
-        </w:rPr>
-        <w:t xml:space="preserve"> Letter</w:t>
-      </w:r>
-      <w:r>
-        <w:rPr>
-          <w:szCs w:val="22"/>
-        </w:rPr>
-        <w:t xml:space="preserve">” means </w:t>
-      </w:r>
-      <w:r>
-        <w:rPr>
-          <w:szCs w:val="22"/>
-        </w:rPr>
-        <w:t xml:space="preserve">the </w:t>
-      </w:r>
-      <w:r>
-        <w:rPr>
-          <w:szCs w:val="22"/>
-        </w:rPr>
-        <w:t xml:space="preserve">agreement between the Company and </w:t>
-      </w:r>
-      <w:r>
-        <w:rPr>
+          <w:bCs/>
           <w:szCs w:val="22"/>
         </w:rPr>
         <w:t>Standard Capital</w:t>
@@ -2723,35 +2740,19 @@
         <w:rPr>
           <w:szCs w:val="22"/>
         </w:rPr>
-        <w:t>, dated as of the date of the applicable Closing.</w:t>
-      </w:r>
-    </w:p>
-    <w:p>
-      <w:pPr>
-        <w:pStyle w:val="Heading3"/>
-        <w:rPr>
-          <w:szCs w:val="22"/>
-        </w:rPr>
-      </w:pPr>
-      <w:r>
-        <w:rPr>
-          <w:szCs w:val="22"/>
-        </w:rPr>
-        <w:t>“</w:t>
-      </w:r>
-      <w:r>
-        <w:rPr>
-          <w:b/>
-          <w:bCs/>
-          <w:szCs w:val="22"/>
-        </w:rPr>
-        <w:t>Standard Capital</w:t>
-      </w:r>
-      <w:r>
-        <w:rPr>
-          <w:szCs w:val="22"/>
-        </w:rPr>
-        <w:t>” means Standard Capital Ventures Fund I LP.</w:t>
+        <w:t>” means Standard Capital Ventures Fund I LP</w:t>
+      </w:r>
+      <w:r>
+        <w:rPr>
+          <w:szCs w:val="22"/>
+        </w:rPr>
+        <w:t xml:space="preserve"> and its Affiliates</w:t>
+      </w:r>
+      <w:r>
+        <w:rPr>
+          <w:szCs w:val="22"/>
+        </w:rPr>
+        <w:t>.</w:t>
       </w:r>
     </w:p>
     <w:p>
@@ -3346,11 +3347,7 @@
         <w:t xml:space="preserve"> </w:t>
       </w:r>
       <w:r>
-        <w:t xml:space="preserve">The Company is a corporation duly organized, validly existing and in good standing under the laws of the State of Delaware </w:t>
-      </w:r>
-      <w:r>
-        <w:lastRenderedPageBreak/>
-        <w:t>and has all requisite corporate power and authority to carry on its business as now conducted and as presently proposed to be conducted. The Company is duly qualified to transact business and is in good standing in each jurisdiction in which the failure to so qualify would have a Material Adverse Effect.</w:t>
+        <w:t>The Company is a corporation duly organized, validly existing and in good standing under the laws of the State of Delaware and has all requisite corporate power and authority to carry on its business as now conducted and as presently proposed to be conducted. The Company is duly qualified to transact business and is in good standing in each jurisdiction in which the failure to so qualify would have a Material Adverse Effect.</w:t>
       </w:r>
       <w:bookmarkStart w:id="24" w:name="_Ref146432691"/>
       <w:bookmarkEnd w:id="21"/>
@@ -3543,7 +3540,50 @@
         <w:rPr>
           <w:szCs w:val="22"/>
         </w:rPr>
-        <w:t xml:space="preserve">of which are issued and outstanding immediately prior to the Initial Closing. The rights, privileges and preferences of the Preferred Stock are as stated in the Restated Certificate and as provided by the Delaware General Corporation Law. </w:t>
+        <w:t>of which are issued and outstanding immediately prior to the Initial Closing. The rights, privileges and preferences of the Preferred Stock are as stated in the Restated Certificate and as provided by the Delaware General Corporation Law</w:t>
+      </w:r>
+      <w:r>
+        <w:rPr>
+          <w:szCs w:val="22"/>
+        </w:rPr>
+        <w:t xml:space="preserve"> </w:t>
+      </w:r>
+      <w:r>
+        <w:rPr>
+          <w:szCs w:val="22"/>
+        </w:rPr>
+        <w:t xml:space="preserve">(the </w:t>
+      </w:r>
+      <w:r>
+        <w:rPr>
+          <w:szCs w:val="22"/>
+        </w:rPr>
+        <w:t>“</w:t>
+      </w:r>
+      <w:r>
+        <w:rPr>
+          <w:b/>
+          <w:szCs w:val="22"/>
+        </w:rPr>
+        <w:t>DGCL</w:t>
+      </w:r>
+      <w:r>
+        <w:rPr>
+          <w:szCs w:val="22"/>
+        </w:rPr>
+        <w:t>”</w:t>
+      </w:r>
+      <w:r>
+        <w:rPr>
+          <w:szCs w:val="22"/>
+        </w:rPr>
+        <w:t>)</w:t>
+      </w:r>
+      <w:r>
+        <w:rPr>
+          <w:szCs w:val="22"/>
+        </w:rPr>
+        <w:t xml:space="preserve">. </w:t>
       </w:r>
       <w:r>
         <w:rPr>
@@ -4111,14 +4151,7 @@
         <w:rPr>
           <w:szCs w:val="22"/>
         </w:rPr>
-        <w:t xml:space="preserve"> the Disclosure Schedule, there are no outstanding options, warrants, rights (including conversion or preemptive rights and rights of first refusal or similar rights) or agreements, orally or in writing, to purchase or acquire from the Company any shares of Common Stock or Preferred Stock, or any securities convertible into or exchangeable for shares of Common Stock or Preferred Stock. All outstanding shares of Common Stock and all shares of Common Stock underlying outstanding options are subject to (i) a right of first refusal in favor of the Company upon any proposed transfer (other than transfers for estate planning purposes); and </w:t>
-      </w:r>
-      <w:r>
-        <w:rPr>
-          <w:szCs w:val="22"/>
-        </w:rPr>
-        <w:lastRenderedPageBreak/>
-        <w:t>(ii) a lock-up or market standoff agreement of not less than 180</w:t>
+        <w:t xml:space="preserve"> the Disclosure Schedule, there are no outstanding options, warrants, rights (including conversion or preemptive rights and rights of first refusal or similar rights) or agreements, orally or in writing, to purchase or acquire from the Company any shares of Common Stock or Preferred Stock, or any securities convertible into or exchangeable for shares of Common Stock or Preferred Stock. All outstanding shares of Common Stock and all shares of Common Stock underlying outstanding options are subject to (i) a right of first refusal in favor of the Company upon any proposed transfer (other than transfers for estate planning purposes); and (ii) a lock-up or market standoff agreement of not less than 180</w:t>
       </w:r>
       <w:r>
         <w:rPr>
@@ -4707,11 +4740,7 @@
         <w:t xml:space="preserve"> below</w:t>
       </w:r>
       <w:r>
-        <w:t xml:space="preserve">, the Shares will be issued in compliance with all applicable federal and state securities laws. The Common Stock issuable upon conversion of the Shares has been duly reserved for issuance, and upon issuance in accordance with the terms of the Restated Certificate, will be validly issued, fully paid and nonassessable and free of restrictions on transfer other than restrictions on transfer under the Transaction Agreements, applicable federal and state securities laws </w:t>
-      </w:r>
-      <w:r>
-        <w:lastRenderedPageBreak/>
-        <w:t xml:space="preserve">and liens or encumbrances created by or imposed by a Purchaser. Assuming the accuracy of the representations of the Purchasers in </w:t>
+        <w:t xml:space="preserve">, the Shares will be issued in compliance with all applicable federal and state securities laws. The Common Stock issuable upon conversion of the Shares has been duly reserved for issuance, and upon issuance in accordance with the terms of the Restated Certificate, will be validly issued, fully paid and nonassessable and free of restrictions on transfer other than restrictions on transfer under the Transaction Agreements, applicable federal and state securities laws and liens or encumbrances created by or imposed by a Purchaser. Assuming the accuracy of the representations of the Purchasers in </w:t>
       </w:r>
       <w:r>
         <w:rPr>
@@ -4854,19 +4883,13 @@
         <w:rPr>
           <w:szCs w:val="22"/>
         </w:rPr>
-        <w:t>the filing of a</w:t>
-      </w:r>
-      <w:r>
-        <w:rPr>
-          <w:szCs w:val="22"/>
-        </w:rPr>
-        <w:t>n</w:t>
-      </w:r>
-      <w:r>
-        <w:rPr>
-          <w:szCs w:val="22"/>
-        </w:rPr>
-        <w:t xml:space="preserve"> initial or an updated report with FinCEN pursuant to the CTA (if required)</w:t>
+        <w:t xml:space="preserve">the filing of </w:t>
+      </w:r>
+      <w:r>
+        <w:rPr>
+          <w:szCs w:val="22"/>
+        </w:rPr>
+        <w:t>the Restated Certificate, which will have been filed as of the Initial Closing</w:t>
       </w:r>
       <w:r>
         <w:rPr>
@@ -5073,18 +5096,10 @@
         <w:t xml:space="preserve">business </w:t>
       </w:r>
       <w:r>
-        <w:t xml:space="preserve">as now </w:t>
-      </w:r>
-      <w:proofErr w:type="gramStart"/>
-      <w:r>
-        <w:t>conducted</w:t>
-      </w:r>
-      <w:r>
-        <w:t>;</w:t>
-      </w:r>
-      <w:proofErr w:type="gramEnd"/>
-      <w:r>
-        <w:t xml:space="preserve"> </w:t>
+        <w:t>as now conducted</w:t>
+      </w:r>
+      <w:r>
+        <w:t xml:space="preserve">; </w:t>
       </w:r>
       <w:r>
         <w:rPr>
@@ -5189,27 +5204,13 @@
         <w:rPr>
           <w:szCs w:val="22"/>
         </w:rPr>
-        <w:t xml:space="preserve">any Intellectual Property Rights of a third </w:t>
-      </w:r>
-      <w:proofErr w:type="gramStart"/>
-      <w:r>
-        <w:rPr>
-          <w:szCs w:val="22"/>
-        </w:rPr>
-        <w:t>Person</w:t>
-      </w:r>
-      <w:r>
-        <w:rPr>
-          <w:szCs w:val="22"/>
-        </w:rPr>
-        <w:t>;</w:t>
-      </w:r>
-      <w:proofErr w:type="gramEnd"/>
-      <w:r>
-        <w:rPr>
-          <w:szCs w:val="22"/>
-        </w:rPr>
-        <w:t xml:space="preserve"> </w:t>
+        <w:t>any Intellectual Property Rights of a third Person</w:t>
+      </w:r>
+      <w:r>
+        <w:rPr>
+          <w:szCs w:val="22"/>
+        </w:rPr>
+        <w:t xml:space="preserve">; </w:t>
       </w:r>
       <w:r>
         <w:rPr>
@@ -5518,11 +5519,7 @@
         <w:t xml:space="preserve"> </w:t>
       </w:r>
       <w:r>
-        <w:t xml:space="preserve">(w) granting the right to use residuals, (x) assigning Intellectual Property Rights, (y) granting express license rights, or (z) constituting a covenant not to assert Intellectual </w:t>
-      </w:r>
-      <w:r>
-        <w:lastRenderedPageBreak/>
-        <w:t>Property Rights</w:t>
+        <w:t>(w) granting the right to use residuals, (x) assigning Intellectual Property Rights, (y) granting express license rights, or (z) constituting a covenant not to assert Intellectual Property Rights</w:t>
       </w:r>
       <w:r>
         <w:rPr>
@@ -6060,14 +6057,7 @@
         <w:rPr>
           <w:szCs w:val="22"/>
         </w:rPr>
-        <w:t xml:space="preserve">The Company has not embedded, used, linked or distributed any open source, </w:t>
-      </w:r>
-      <w:r>
-        <w:rPr>
-          <w:szCs w:val="22"/>
-        </w:rPr>
-        <w:lastRenderedPageBreak/>
-        <w:t xml:space="preserve">software, technologies or other materials that are licensed or distributed under any license arrangement or other distribution model qualifying for the </w:t>
+        <w:t xml:space="preserve">The Company has not embedded, used, linked or distributed any open source, software, technologies or other materials that are licensed or distributed under any license arrangement or other distribution model qualifying for the </w:t>
       </w:r>
       <w:r>
         <w:rPr>
@@ -6527,7 +6517,6 @@
           <w:szCs w:val="22"/>
           <w:u w:val="single"/>
         </w:rPr>
-        <w:lastRenderedPageBreak/>
         <w:t>Agreements; Actions</w:t>
       </w:r>
       <w:bookmarkEnd w:id="69"/>
@@ -7268,7 +7257,6 @@
           <w:szCs w:val="22"/>
           <w:u w:val="single"/>
         </w:rPr>
-        <w:lastRenderedPageBreak/>
         <w:t>Rights of Registration and Voting Rights</w:t>
       </w:r>
     </w:p>
@@ -7521,16 +7509,8 @@
         <w:rPr>
           <w:szCs w:val="22"/>
         </w:rPr>
-        <w:t xml:space="preserve">any change in the assets, liabilities, financial condition or operating results of the Company from that reflected in the Financial Statements, except changes in the ordinary course of business that have not caused, in the aggregate, a Material Adverse </w:t>
-      </w:r>
-      <w:proofErr w:type="gramStart"/>
-      <w:r>
-        <w:rPr>
-          <w:szCs w:val="22"/>
-        </w:rPr>
-        <w:t>Effect;</w:t>
-      </w:r>
-      <w:proofErr w:type="gramEnd"/>
+        <w:t>any change in the assets, liabilities, financial condition or operating results of the Company from that reflected in the Financial Statements, except changes in the ordinary course of business that have not caused, in the aggregate, a Material Adverse Effect;</w:t>
+      </w:r>
     </w:p>
     <w:p>
       <w:pPr>
@@ -7543,16 +7523,22 @@
         <w:rPr>
           <w:szCs w:val="22"/>
         </w:rPr>
-        <w:t xml:space="preserve">any damage, destruction or loss, whether or not covered by insurance, that would have a Material Adverse </w:t>
+        <w:t xml:space="preserve">any damage, destruction or loss, </w:t>
       </w:r>
       <w:proofErr w:type="gramStart"/>
       <w:r>
         <w:rPr>
           <w:szCs w:val="22"/>
         </w:rPr>
-        <w:t>Effect;</w:t>
+        <w:t>whether or not</w:t>
       </w:r>
       <w:proofErr w:type="gramEnd"/>
+      <w:r>
+        <w:rPr>
+          <w:szCs w:val="22"/>
+        </w:rPr>
+        <w:t xml:space="preserve"> covered by insurance, that would have a Material Adverse Effect;</w:t>
+      </w:r>
     </w:p>
     <w:p>
       <w:pPr>
@@ -7565,16 +7551,8 @@
         <w:rPr>
           <w:szCs w:val="22"/>
         </w:rPr>
-        <w:t xml:space="preserve">any waiver or compromise by the Company of a valuable right or of a material debt owed to </w:t>
-      </w:r>
-      <w:proofErr w:type="gramStart"/>
-      <w:r>
-        <w:rPr>
-          <w:szCs w:val="22"/>
-        </w:rPr>
-        <w:t>it;</w:t>
-      </w:r>
-      <w:proofErr w:type="gramEnd"/>
+        <w:t>any waiver or compromise by the Company of a valuable right or of a material debt owed to it;</w:t>
+      </w:r>
     </w:p>
     <w:p>
       <w:pPr>
@@ -7587,16 +7565,8 @@
         <w:rPr>
           <w:szCs w:val="22"/>
         </w:rPr>
-        <w:t xml:space="preserve">any satisfaction or discharge of any lien, claim, or encumbrance or payment of any obligation by the Company, except in the ordinary course of business and the satisfaction or discharge of which would not have a Material Adverse </w:t>
-      </w:r>
-      <w:proofErr w:type="gramStart"/>
-      <w:r>
-        <w:rPr>
-          <w:szCs w:val="22"/>
-        </w:rPr>
-        <w:t>Effect;</w:t>
-      </w:r>
-      <w:proofErr w:type="gramEnd"/>
+        <w:t>any satisfaction or discharge of any lien, claim, or encumbrance or payment of any obligation by the Company, except in the ordinary course of business and the satisfaction or discharge of which would not have a Material Adverse Effect;</w:t>
+      </w:r>
     </w:p>
     <w:p>
       <w:pPr>
@@ -7609,16 +7579,8 @@
         <w:rPr>
           <w:szCs w:val="22"/>
         </w:rPr>
-        <w:t xml:space="preserve">any material change to a material contract or agreement by which the Company or any of its assets is bound or </w:t>
-      </w:r>
-      <w:proofErr w:type="gramStart"/>
-      <w:r>
-        <w:rPr>
-          <w:szCs w:val="22"/>
-        </w:rPr>
-        <w:t>subject;</w:t>
-      </w:r>
-      <w:proofErr w:type="gramEnd"/>
+        <w:t>any material change to a material contract or agreement by which the Company or any of its assets is bound or subject;</w:t>
+      </w:r>
     </w:p>
     <w:p>
       <w:pPr>
@@ -7631,17 +7593,8 @@
         <w:rPr>
           <w:szCs w:val="22"/>
         </w:rPr>
-        <w:lastRenderedPageBreak/>
-        <w:t xml:space="preserve">any material change in any compensation arrangement or agreement with any employee, officer, director or </w:t>
-      </w:r>
-      <w:proofErr w:type="gramStart"/>
-      <w:r>
-        <w:rPr>
-          <w:szCs w:val="22"/>
-        </w:rPr>
-        <w:t>stockholder;</w:t>
-      </w:r>
-      <w:proofErr w:type="gramEnd"/>
+        <w:t>any material change in any compensation arrangement or agreement with any employee, officer, director or stockholder;</w:t>
+      </w:r>
     </w:p>
     <w:p>
       <w:pPr>
@@ -7656,7 +7609,6 @@
         </w:rPr>
         <w:t xml:space="preserve">any resignation or termination of employment of any </w:t>
       </w:r>
-      <w:proofErr w:type="gramStart"/>
       <w:r>
         <w:rPr>
           <w:szCs w:val="22"/>
@@ -7667,14 +7619,7 @@
         <w:rPr>
           <w:szCs w:val="22"/>
         </w:rPr>
-        <w:t>;</w:t>
-      </w:r>
-      <w:proofErr w:type="gramEnd"/>
-      <w:r>
-        <w:rPr>
-          <w:szCs w:val="22"/>
-        </w:rPr>
-        <w:t xml:space="preserve"> </w:t>
+        <w:t xml:space="preserve">; </w:t>
       </w:r>
     </w:p>
     <w:p>
@@ -7700,16 +7645,8 @@
         <w:rPr>
           <w:szCs w:val="22"/>
         </w:rPr>
-        <w:t xml:space="preserve">s ownership or use of such property or </w:t>
-      </w:r>
-      <w:proofErr w:type="gramStart"/>
-      <w:r>
-        <w:rPr>
-          <w:szCs w:val="22"/>
-        </w:rPr>
-        <w:t>assets;</w:t>
-      </w:r>
-      <w:proofErr w:type="gramEnd"/>
+        <w:t>s ownership or use of such property or assets;</w:t>
+      </w:r>
     </w:p>
     <w:p>
       <w:pPr>
@@ -7722,16 +7659,8 @@
         <w:rPr>
           <w:szCs w:val="22"/>
         </w:rPr>
-        <w:t xml:space="preserve">any loans or guarantees made by the Company to or for the benefit of its employees, officers or directors, or any members of their immediate families, other than travel advances and other advances made in the ordinary course of its </w:t>
-      </w:r>
-      <w:proofErr w:type="gramStart"/>
-      <w:r>
-        <w:rPr>
-          <w:szCs w:val="22"/>
-        </w:rPr>
-        <w:t>business;</w:t>
-      </w:r>
-      <w:proofErr w:type="gramEnd"/>
+        <w:t>any loans or guarantees made by the Company to or for the benefit of its employees, officers or directors, or any members of their immediate families, other than travel advances and other advances made in the ordinary course of its business;</w:t>
+      </w:r>
     </w:p>
     <w:p>
       <w:pPr>
@@ -7756,16 +7685,8 @@
         <w:rPr>
           <w:szCs w:val="22"/>
         </w:rPr>
-        <w:t xml:space="preserve">s capital stock, or any direct or indirect redemption, purchase, or other acquisition of any of such stock by the </w:t>
-      </w:r>
-      <w:proofErr w:type="gramStart"/>
-      <w:r>
-        <w:rPr>
-          <w:szCs w:val="22"/>
-        </w:rPr>
-        <w:t>Company;</w:t>
-      </w:r>
-      <w:proofErr w:type="gramEnd"/>
+        <w:t>s capital stock, or any direct or indirect redemption, purchase, or other acquisition of any of such stock by the Company;</w:t>
+      </w:r>
     </w:p>
     <w:p>
       <w:pPr>
@@ -7808,16 +7729,8 @@
         <w:rPr>
           <w:szCs w:val="22"/>
         </w:rPr>
-        <w:t xml:space="preserve"> Intellectual Property that could reasonably be expected to result in a Material Adverse </w:t>
-      </w:r>
-      <w:proofErr w:type="gramStart"/>
-      <w:r>
-        <w:rPr>
-          <w:szCs w:val="22"/>
-        </w:rPr>
-        <w:t>Effect;</w:t>
-      </w:r>
-      <w:proofErr w:type="gramEnd"/>
+        <w:t xml:space="preserve"> Intellectual Property that could reasonably be expected to result in a Material Adverse Effect;</w:t>
+      </w:r>
     </w:p>
     <w:p>
       <w:pPr>
@@ -7830,16 +7743,8 @@
         <w:rPr>
           <w:szCs w:val="22"/>
         </w:rPr>
-        <w:t xml:space="preserve">receipt of notice that there has been a loss of, or material order cancellation by, any major customer of the </w:t>
-      </w:r>
-      <w:proofErr w:type="gramStart"/>
-      <w:r>
-        <w:rPr>
-          <w:szCs w:val="22"/>
-        </w:rPr>
-        <w:t>Company;</w:t>
-      </w:r>
-      <w:proofErr w:type="gramEnd"/>
+        <w:t>receipt of notice that there has been a loss of, or material order cancellation by, any major customer of the Company;</w:t>
+      </w:r>
     </w:p>
     <w:p>
       <w:pPr>
@@ -8064,14 +7969,7 @@
         <w:rPr>
           <w:szCs w:val="22"/>
         </w:rPr>
-        <w:t xml:space="preserve">The Company is not delinquent in payments to any of its employees, consultants, or independent contractors for any wages, salaries, commissions, bonuses, or other direct compensation for any service performed for it to the date hereof or amounts required to be reimbursed to such employees, consultants or independent contractors. The Company has complied in all material respects with all applicable state and federal equal employment opportunity laws and with other laws related to employment, including those related to wages, hours, worker classification and collective bargaining. The Company has withheld and paid to the appropriate governmental entity or is holding for payment not yet due to such </w:t>
-      </w:r>
-      <w:r>
-        <w:rPr>
-          <w:szCs w:val="22"/>
-        </w:rPr>
-        <w:lastRenderedPageBreak/>
-        <w:t>governmental entity all amounts required to be withheld from employees of the Company and is not liable for any arrears of wages, taxes, penalties or other sums for failure to comply with any of the foregoing.</w:t>
+        <w:t>The Company is not delinquent in payments to any of its employees, consultants, or independent contractors for any wages, salaries, commissions, bonuses, or other direct compensation for any service performed for it to the date hereof or amounts required to be reimbursed to such employees, consultants or independent contractors. The Company has complied in all material respects with all applicable state and federal equal employment opportunity laws and with other laws related to employment, including those related to wages, hours, worker classification and collective bargaining. The Company has withheld and paid to the appropriate governmental entity or is holding for payment not yet due to such governmental entity all amounts required to be withheld from employees of the Company and is not liable for any arrears of wages, taxes, penalties or other sums for failure to comply with any of the foregoing.</w:t>
       </w:r>
     </w:p>
     <w:p>
@@ -8381,21 +8279,7 @@
         <w:rPr>
           <w:szCs w:val="22"/>
         </w:rPr>
-        <w:t xml:space="preserve">). The Company has made all required contributions and has no liability to any such employee benefit plan, other than liability for health plan continuation coverage described in Part 6 of Title I(B) of </w:t>
-      </w:r>
-      <w:proofErr w:type="gramStart"/>
-      <w:r>
-        <w:rPr>
-          <w:szCs w:val="22"/>
-        </w:rPr>
-        <w:t>ERISA, and</w:t>
-      </w:r>
-      <w:proofErr w:type="gramEnd"/>
-      <w:r>
-        <w:rPr>
-          <w:szCs w:val="22"/>
-        </w:rPr>
-        <w:t xml:space="preserve"> has complied in all material respects with all applicable laws for any such employee benefit plan.</w:t>
+        <w:t>). The Company has made all required contributions and has no liability to any such employee benefit plan, other than liability for health plan continuation coverage described in Part 6 of Title I(B) of ERISA, and has complied in all material respects with all applicable laws for any such employee benefit plan.</w:t>
       </w:r>
       <w:bookmarkEnd w:id="87"/>
     </w:p>
@@ -8610,7 +8494,6 @@
           <w:szCs w:val="22"/>
           <w:u w:val="single"/>
         </w:rPr>
-        <w:lastRenderedPageBreak/>
         <w:t>Insurance</w:t>
       </w:r>
       <w:bookmarkEnd w:id="88"/>
@@ -9070,7 +8953,6 @@
           <w:szCs w:val="22"/>
           <w:u w:val="single"/>
         </w:rPr>
-        <w:lastRenderedPageBreak/>
         <w:t>Export Control Laws</w:t>
       </w:r>
     </w:p>
@@ -9224,7 +9106,13 @@
         <w:t>”</w:t>
       </w:r>
       <w:r>
-        <w:t xml:space="preserve"> within the meaning of the Defense Production Act of 1950, as amended, including all implementing regulations thereof (the </w:t>
+        <w:t xml:space="preserve"> within the meaning of </w:t>
+      </w:r>
+      <w:r>
+        <w:t xml:space="preserve">Section 721 of </w:t>
+      </w:r>
+      <w:r>
+        <w:t xml:space="preserve">the Defense Production Act of 1950, as amended, including all implementing regulations thereof (the </w:t>
       </w:r>
       <w:r>
         <w:t>“</w:t>
@@ -9312,15 +9200,7 @@
         <w:t>s</w:t>
       </w:r>
       <w:r>
-        <w:t xml:space="preserve">ubsidiaries have complied with applicable laws and regulations pertaining to trade and economic sanctions administered by the United </w:t>
-      </w:r>
-      <w:proofErr w:type="gramStart"/>
-      <w:r>
-        <w:t>States[</w:t>
-      </w:r>
-      <w:proofErr w:type="gramEnd"/>
-      <w:r>
-        <w:t>, European Union, or United Kingdom]</w:t>
+        <w:t>ubsidiaries have complied with applicable laws and regulations pertaining to trade and economic sanctions administered by the United States[, European Union, or United Kingdom]</w:t>
       </w:r>
       <w:r>
         <w:rPr>
@@ -9642,11 +9522,7 @@
         <w:pStyle w:val="HeadingPara2"/>
       </w:pPr>
       <w:r>
-        <w:t xml:space="preserve">. The Company has made available to the Purchasers all the information that the Purchasers have requested for deciding whether to acquire the Shares. No representation or warranty of the Company contained in this Agreement, as qualified by the Disclosure Schedule, and no certificate furnished or to be furnished to Purchasers at the Closing contains any untrue statement of a material fact or, to the </w:t>
-      </w:r>
-      <w:r>
-        <w:lastRenderedPageBreak/>
-        <w:t>Company</w:t>
+        <w:t>. The Company has made available to the Purchasers all the information that the Purchasers have requested for deciding whether to acquire the Shares. No representation or warranty of the Company contained in this Agreement, as qualified by the Disclosure Schedule, and no certificate furnished or to be furnished to Purchasers at the Closing contains any untrue statement of a material fact or, to the Company</w:t>
       </w:r>
       <w:r>
         <w:t>’</w:t>
@@ -9980,7 +9856,6 @@
           <w:szCs w:val="22"/>
           <w:u w:val="single"/>
         </w:rPr>
-        <w:lastRenderedPageBreak/>
         <w:t>No Public Market</w:t>
       </w:r>
     </w:p>
@@ -10047,23 +9922,7 @@
         <w:t>“</w:t>
       </w:r>
       <w:r>
-        <w:t xml:space="preserve">THE SHARES REPRESENTED HEREBY HAVE NOT BEEN REGISTERED UNDER THE SECURITIES ACT OF </w:t>
-      </w:r>
-      <w:proofErr w:type="gramStart"/>
-      <w:r>
-        <w:t>1933, AND</w:t>
-      </w:r>
-      <w:proofErr w:type="gramEnd"/>
-      <w:r>
-        <w:t xml:space="preserve"> HAVE BEEN ACQUIRED FOR INVESTMENT AND NOT WITH A VIEW TO, OR IN CONNECTION WITH, THE SALE OR DISTRIBUTION THEREOF. NO SUCH TRANSFER MAY BE </w:t>
-      </w:r>
-      <w:proofErr w:type="gramStart"/>
-      <w:r>
-        <w:t>EFFECTED</w:t>
-      </w:r>
-      <w:proofErr w:type="gramEnd"/>
-      <w:r>
-        <w:t xml:space="preserve"> WITHOUT AN EFFECTIVE REGISTRATION STATEMENT RELATED THERETO OR AN OPINION OF COUNSEL IN A FORM SATISFACTORY TO THE COMPANY THAT SUCH REGISTRATION IS NOT REQUIRED UNDER THE SECURITIES ACT OF 1933.</w:t>
+        <w:t>THE SHARES REPRESENTED HEREBY HAVE NOT BEEN REGISTERED UNDER THE SECURITIES ACT OF 1933, AND HAVE BEEN ACQUIRED FOR INVESTMENT AND NOT WITH A VIEW TO, OR IN CONNECTION WITH, THE SALE OR DISTRIBUTION THEREOF. NO SUCH TRANSFER MAY BE EFFECTED WITHOUT AN EFFECTIVE REGISTRATION STATEMENT RELATED THERETO OR AN OPINION OF COUNSEL IN A FORM SATISFACTORY TO THE COMPANY THAT SUCH REGISTRATION IS NOT REQUIRED UNDER THE SECURITIES ACT OF 1933.</w:t>
       </w:r>
       <w:r>
         <w:t>”</w:t>
@@ -10377,11 +10236,7 @@
         <w:fldChar w:fldCharType="end"/>
       </w:r>
       <w:r>
-        <w:t xml:space="preserve">; if the Purchaser is a partnership, corporation, limited liability company or other entity, then the office or </w:t>
-      </w:r>
-      <w:r>
-        <w:lastRenderedPageBreak/>
-        <w:t>offices of the Purchaser in which it has its principal place of business is identified in the address or addresses of the Purchaser set forth on</w:t>
+        <w:t>; if the Purchaser is a partnership, corporation, limited liability company or other entity, then the office or offices of the Purchaser in which it has its principal place of business is identified in the address or addresses of the Purchaser set forth on</w:t>
       </w:r>
       <w:r>
         <w:t xml:space="preserve"> the Purchaser</w:t>
@@ -10589,6 +10444,9 @@
         <w:fldChar w:fldCharType="end"/>
       </w:r>
       <w:r>
+        <w:t>, as modified by the Disclosure Schedule,</w:t>
+      </w:r>
+      <w:r>
         <w:t xml:space="preserve"> shall be true and correct in all respects </w:t>
       </w:r>
       <w:r>
@@ -11047,7 +10905,6 @@
         </w:rPr>
       </w:pPr>
       <w:r>
-        <w:lastRenderedPageBreak/>
         <w:t>[</w:t>
       </w:r>
       <w:r>
@@ -11492,11 +11349,7 @@
         <w:pStyle w:val="HeadingPara2"/>
       </w:pPr>
       <w:r>
-        <w:t xml:space="preserve">. The terms and conditions of this Agreement shall inure to the benefit of and be binding upon the respective successors and assigns of the parties. Nothing in this Agreement, express or implied, is intended to confer upon any party other than the parties hereto or their </w:t>
-      </w:r>
-      <w:r>
-        <w:lastRenderedPageBreak/>
-        <w:t>respective successors and assigns any rights, remedies, obligations or liabilities under or by reason of this Agreement, except as expressly provided in this Agreement.</w:t>
+        <w:t>. The terms and conditions of this Agreement shall inure to the benefit of and be binding upon the respective successors and assigns of the parties. Nothing in this Agreement, express or implied, is intended to confer upon any party other than the parties hereto or their respective successors and assigns any rights, remedies, obligations or liabilities under or by reason of this Agreement, except as expressly provided in this Agreement.</w:t>
       </w:r>
     </w:p>
     <w:p>
@@ -11546,15 +11399,7 @@
         <w:pStyle w:val="HeadingPara2"/>
       </w:pPr>
       <w:r>
-        <w:t xml:space="preserve">. This Agreement may be executed in two or more counterparts, each of which shall be deemed an original, but all of which together shall constitute one and the same instrument. Counterparts may be delivered via electronic mail (including pdf or any electronic signature complying with the U.S. federal </w:t>
-      </w:r>
-      <w:proofErr w:type="spellStart"/>
-      <w:r>
-        <w:t>ESIGN</w:t>
-      </w:r>
-      <w:proofErr w:type="spellEnd"/>
-      <w:r>
-        <w:t xml:space="preserve"> Act of 2000, </w:t>
+        <w:t xml:space="preserve">. This Agreement may be executed in two or more counterparts, each of which shall be deemed an original, but all of which together shall constitute one and the same instrument. Counterparts may be delivered via electronic mail (including pdf or any electronic signature complying with the U.S. federal ESIGN Act of 2000, </w:t>
       </w:r>
       <w:r>
         <w:rPr>
@@ -11916,34 +11761,19 @@
         <w:rPr>
           <w:szCs w:val="22"/>
         </w:rPr>
-        <w:t xml:space="preserve">Each Purchaser consents to the delivery of any stockholder notice pursuant to the Delaware General Corporation Law (the </w:t>
-      </w:r>
-      <w:r>
-        <w:rPr>
-          <w:szCs w:val="22"/>
-        </w:rPr>
-        <w:t>“</w:t>
-      </w:r>
-      <w:proofErr w:type="spellStart"/>
-      <w:r>
-        <w:rPr>
-          <w:b/>
-          <w:szCs w:val="22"/>
-        </w:rPr>
-        <w:t>DGCL</w:t>
-      </w:r>
-      <w:proofErr w:type="spellEnd"/>
-      <w:r>
-        <w:rPr>
-          <w:szCs w:val="22"/>
-        </w:rPr>
-        <w:t>”</w:t>
-      </w:r>
-      <w:r>
-        <w:rPr>
-          <w:szCs w:val="22"/>
-        </w:rPr>
-        <w:t xml:space="preserve">), as amended or superseded from time to time, by electronic </w:t>
+        <w:t>Each Purchaser consents to the delivery of any stockholder notice pursuant to the D</w:t>
+      </w:r>
+      <w:r>
+        <w:rPr>
+          <w:szCs w:val="22"/>
+        </w:rPr>
+        <w:t>GCL</w:t>
+      </w:r>
+      <w:r>
+        <w:rPr>
+          <w:szCs w:val="22"/>
+        </w:rPr>
+        <w:t xml:space="preserve">, as amended or superseded from time to time, by electronic </w:t>
       </w:r>
       <w:r>
         <w:rPr>
@@ -11961,21 +11791,7 @@
         <w:rPr>
           <w:szCs w:val="22"/>
         </w:rPr>
-        <w:t xml:space="preserve">pursuant to Section 232 of the </w:t>
-      </w:r>
-      <w:proofErr w:type="spellStart"/>
-      <w:r>
-        <w:rPr>
-          <w:szCs w:val="22"/>
-        </w:rPr>
-        <w:t>DGCL</w:t>
-      </w:r>
-      <w:proofErr w:type="spellEnd"/>
-      <w:r>
-        <w:rPr>
-          <w:szCs w:val="22"/>
-        </w:rPr>
-        <w:t xml:space="preserve"> (or any successor thereto) at the e-mail address set forth below such Purchaser</w:t>
+        <w:t>pursuant to Section 232 of the DGCL (or any successor thereto) at the e-mail address set forth below such Purchaser</w:t>
       </w:r>
       <w:r>
         <w:rPr>
@@ -12203,11 +12019,7 @@
         <w:t>’</w:t>
       </w:r>
       <w:r>
-        <w:t xml:space="preserve">s fee arising out of this transaction </w:t>
-      </w:r>
-      <w:r>
-        <w:lastRenderedPageBreak/>
-        <w:t>(and the costs and expenses of defending against such liability or asserted liability) for which the Company or any of its officers, employees or representatives is responsible.</w:t>
+        <w:t>s fee arising out of this transaction (and the costs and expenses of defending against such liability or asserted liability) for which the Company or any of its officers, employees or representatives is responsible.</w:t>
       </w:r>
     </w:p>
     <w:p>
@@ -12529,11 +12341,7 @@
         <w:t>FINANCIAL PROTECTION AND INNOVATION</w:t>
       </w:r>
       <w:r>
-        <w:t xml:space="preserve"> OF THE STATE OF CALIFORNIA AND THE ISSUANCE OF THE SECURITIES OR THE PAYMENT OR RECEIPT OF ANY PART OF THE CONSIDERATION THEREFOR PRIOR TO THE QUALIFICATION IS UNLAWFUL, UNLESS THE SALE OF SECURITIES IS EXEMPT FROM THE QUALIFICATION BY SECTION 25100, 25102 OR 25105 OF THE CALIFORNIA CORPORATIONS CODE. THE RIGHTS OF ALL PARTIES TO THIS </w:t>
-      </w:r>
-      <w:r>
-        <w:lastRenderedPageBreak/>
-        <w:t>AGREEMENT ARE EXPRESSLY CONDITIONED UPON THE QUALIFICATION BEING OBTAINED</w:t>
+        <w:t xml:space="preserve"> OF THE STATE OF CALIFORNIA AND THE ISSUANCE OF THE SECURITIES OR THE PAYMENT OR RECEIPT OF ANY PART OF THE CONSIDERATION THEREFOR PRIOR TO THE QUALIFICATION IS UNLAWFUL, UNLESS THE SALE OF SECURITIES IS EXEMPT FROM THE QUALIFICATION BY SECTION 25100, 25102 OR 25105 OF THE CALIFORNIA CORPORATIONS CODE. THE RIGHTS OF ALL PARTIES TO THIS AGREEMENT ARE EXPRESSLY CONDITIONED UPON THE QUALIFICATION BEING OBTAINED</w:t>
       </w:r>
       <w:r>
         <w:t>,</w:t>
@@ -12749,19 +12557,7 @@
         <w:pStyle w:val="HeadingPara2"/>
       </w:pPr>
       <w:r>
-        <w:t xml:space="preserve">. The Company acknowledges and agrees that no Purchaser has made any representation, undertaking, commitment or agreement to provide or assist the Company in obtaining any financing, investment or other assistance, other than the purchase of the Shares as set forth herein and subject to the conditions set forth herein. In addition, the Company acknowledges and agrees that (i) no statements, whether written or oral, made by any Purchaser or its representatives on or after the date of this Agreement shall create an obligation, commitment or agreement to provide or assist the Company in obtaining any financing or investment, (ii) the Company shall not rely on any such statement by any Purchaser or its representatives, and (iii) an obligation, commitment or agreement to provide or assist the Company in obtaining any financing or investment may only be created by a written </w:t>
-      </w:r>
-      <w:r>
-        <w:lastRenderedPageBreak/>
-        <w:t xml:space="preserve">agreement, signed by such Purchaser and the Company, setting forth the terms and conditions of such financing or investment and stating that the parties intend for such writing to be a binding obligation or agreement. Each Purchaser shall have the right, in its sole and absolute discretion, to refuse or decline to participate in any other financing of or investment in the </w:t>
-      </w:r>
-      <w:proofErr w:type="gramStart"/>
-      <w:r>
-        <w:t>Company, and</w:t>
-      </w:r>
-      <w:proofErr w:type="gramEnd"/>
-      <w:r>
-        <w:t xml:space="preserve"> shall have no obligation to assist or cooperate with the Company in obtaining any financing, investment or other assistance.</w:t>
+        <w:t>. The Company acknowledges and agrees that no Purchaser has made any representation, undertaking, commitment or agreement to provide or assist the Company in obtaining any financing, investment or other assistance, other than the purchase of the Shares as set forth herein and subject to the conditions set forth herein. In addition, the Company acknowledges and agrees that (i) no statements, whether written or oral, made by any Purchaser or its representatives on or after the date of this Agreement shall create an obligation, commitment or agreement to provide or assist the Company in obtaining any financing or investment, (ii) the Company shall not rely on any such statement by any Purchaser or its representatives, and (iii) an obligation, commitment or agreement to provide or assist the Company in obtaining any financing or investment may only be created by a written agreement, signed by such Purchaser and the Company, setting forth the terms and conditions of such financing or investment and stating that the parties intend for such writing to be a binding obligation or agreement. Each Purchaser shall have the right, in its sole and absolute discretion, to refuse or decline to participate in any other financing of or investment in the Company, and shall have no obligation to assist or cooperate with the Company in obtaining any financing, investment or other assistance.</w:t>
       </w:r>
     </w:p>
     <w:p>
@@ -12884,9 +12680,12 @@
         <w:shd w:val="clear" w:color="auto" w:fill="auto"/>
         <w:spacing w:after="0"/>
         <w:sectPr>
-          <w:footerReference w:type="default" r:id="rId12"/>
-          <w:headerReference w:type="first" r:id="rId13"/>
-          <w:footerReference w:type="first" r:id="rId14"/>
+          <w:headerReference w:type="even" r:id="rId12"/>
+          <w:headerReference w:type="default" r:id="rId13"/>
+          <w:footerReference w:type="even" r:id="rId14"/>
+          <w:footerReference w:type="default" r:id="rId15"/>
+          <w:headerReference w:type="first" r:id="rId16"/>
+          <w:footerReference w:type="first" r:id="rId17"/>
           <w:type w:val="continuous"/>
           <w:pgSz w:w="12240" w:h="15840"/>
           <w:pgMar w:top="1440" w:right="1440" w:bottom="1440" w:left="1440" w:header="720" w:footer="720" w:gutter="0"/>
@@ -12909,7 +12708,6 @@
         </w:rPr>
       </w:pPr>
       <w:r>
-        <w:lastRenderedPageBreak/>
         <w:t xml:space="preserve">IN WITNESS WHEREOF, the parties have executed this </w:t>
       </w:r>
       <w:r>
@@ -13366,12 +13164,12 @@
         <w:shd w:val="clear" w:color="auto" w:fill="auto"/>
         <w:spacing w:after="0"/>
         <w:sectPr>
-          <w:headerReference w:type="even" r:id="rId15"/>
-          <w:headerReference w:type="default" r:id="rId16"/>
-          <w:footerReference w:type="even" r:id="rId17"/>
-          <w:footerReference w:type="default" r:id="rId18"/>
-          <w:headerReference w:type="first" r:id="rId19"/>
-          <w:footerReference w:type="first" r:id="rId20"/>
+          <w:headerReference w:type="even" r:id="rId18"/>
+          <w:headerReference w:type="default" r:id="rId19"/>
+          <w:footerReference w:type="even" r:id="rId20"/>
+          <w:footerReference w:type="default" r:id="rId21"/>
+          <w:headerReference w:type="first" r:id="rId22"/>
+          <w:footerReference w:type="first" r:id="rId23"/>
           <w:pgSz w:w="12240" w:h="15840"/>
           <w:pgMar w:top="1440" w:right="1440" w:bottom="1440" w:left="1440" w:header="720" w:footer="720" w:gutter="0"/>
           <w:pgNumType w:start="1"/>
@@ -13860,8 +13658,8 @@
           <w:b/>
         </w:rPr>
         <w:sectPr>
-          <w:headerReference w:type="default" r:id="rId21"/>
-          <w:footerReference w:type="default" r:id="rId22"/>
+          <w:headerReference w:type="default" r:id="rId24"/>
+          <w:footerReference w:type="default" r:id="rId25"/>
           <w:pgSz w:w="12240" w:h="15840"/>
           <w:pgMar w:top="1440" w:right="1440" w:bottom="1440" w:left="1440" w:header="720" w:footer="720" w:gutter="0"/>
           <w:cols w:space="720"/>
@@ -14340,7 +14138,7 @@
       </w:pPr>
     </w:p>
     <w:sectPr>
-      <w:footerReference w:type="default" r:id="rId23"/>
+      <w:footerReference w:type="default" r:id="rId26"/>
       <w:pgSz w:w="12240" w:h="15840"/>
       <w:pgMar w:top="1440" w:right="1440" w:bottom="1440" w:left="1440" w:header="720" w:footer="720" w:gutter="0"/>
       <w:cols w:space="720"/>
@@ -14378,6 +14176,16 @@
 </file>
 
 <file path=word/footer1.xml><?xml version="1.0" encoding="utf-8"?>
+<w:ftr xmlns:wpc="http://schemas.microsoft.com/office/word/2010/wordprocessingCanvas" xmlns:cx="http://schemas.microsoft.com/office/drawing/2014/chartex" xmlns:cx1="http://schemas.microsoft.com/office/drawing/2015/9/8/chartex" xmlns:cx2="http://schemas.microsoft.com/office/drawing/2015/10/21/chartex" xmlns:cx3="http://schemas.microsoft.com/office/drawing/2016/5/9/chartex" xmlns:cx4="http://schemas.microsoft.com/office/drawing/2016/5/10/chartex" xmlns:cx5="http://schemas.microsoft.com/office/drawing/2016/5/11/chartex" xmlns:cx6="http://schemas.microsoft.com/office/drawing/2016/5/12/chartex" xmlns:cx7="http://schemas.microsoft.com/office/drawing/2016/5/13/chartex" xmlns:cx8="http://schemas.microsoft.com/office/drawing/2016/5/14/chartex" xmlns:mc="http://schemas.openxmlformats.org/markup-compatibility/2006" xmlns:aink="http://schemas.microsoft.com/office/drawing/2016/ink" xmlns:am3d="http://schemas.microsoft.com/office/drawing/2017/model3d" xmlns:o="urn:schemas-microsoft-com:office:office" xmlns:oel="http://schemas.microsoft.com/office/2019/extlst" xmlns:r="http://schemas.openxmlformats.org/officeDocument/2006/relationships" xmlns:m="http://schemas.openxmlformats.org/officeDocument/2006/math" xmlns:v="urn:schemas-microsoft-com:vml" xmlns:wp14="http://schemas.microsoft.com/office/word/2010/wordprocessingDrawing" xmlns:wp="http://schemas.openxmlformats.org/drawingml/2006/wordprocessingDrawing" xmlns:w10="urn:schemas-microsoft-com:office:word" xmlns:w="http://schemas.openxmlformats.org/wordprocessingml/2006/main" xmlns:w14="http://schemas.microsoft.com/office/word/2010/wordml" xmlns:w15="http://schemas.microsoft.com/office/word/2012/wordml" xmlns:w16cex="http://schemas.microsoft.com/office/word/2018/wordml/cex" xmlns:w16cid="http://schemas.microsoft.com/office/word/2016/wordml/cid" xmlns:w16="http://schemas.microsoft.com/office/word/2018/wordml" xmlns:w16du="http://schemas.microsoft.com/office/word/2023/wordml/word16du" xmlns:w16sdtdh="http://schemas.microsoft.com/office/word/2020/wordml/sdtdatahash" xmlns:w16sdtfl="http://schemas.microsoft.com/office/word/2024/wordml/sdtformatlock" xmlns:w16se="http://schemas.microsoft.com/office/word/2015/wordml/symex" xmlns:wpg="http://schemas.microsoft.com/office/word/2010/wordprocessingGroup" xmlns:wpi="http://schemas.microsoft.com/office/word/2010/wordprocessingInk" xmlns:wne="http://schemas.microsoft.com/office/word/2006/wordml" xmlns:wps="http://schemas.microsoft.com/office/word/2010/wordprocessingShape" mc:Ignorable="w14 w15 w16se w16cid w16 w16cex w16sdtdh w16sdtfl w16du wp14">
+  <w:p>
+    <w:pPr>
+      <w:pStyle w:val="Footer"/>
+    </w:pPr>
+  </w:p>
+</w:ftr>
+</file>
+
+<file path=word/footer2.xml><?xml version="1.0" encoding="utf-8"?>
 <w:ftr xmlns:wpc="http://schemas.microsoft.com/office/word/2010/wordprocessingCanvas" xmlns:cx="http://schemas.microsoft.com/office/drawing/2014/chartex" xmlns:cx1="http://schemas.microsoft.com/office/drawing/2015/9/8/chartex" xmlns:cx2="http://schemas.microsoft.com/office/drawing/2015/10/21/chartex" xmlns:cx3="http://schemas.microsoft.com/office/drawing/2016/5/9/chartex" xmlns:cx4="http://schemas.microsoft.com/office/drawing/2016/5/10/chartex" xmlns:cx5="http://schemas.microsoft.com/office/drawing/2016/5/11/chartex" xmlns:cx6="http://schemas.microsoft.com/office/drawing/2016/5/12/chartex" xmlns:cx7="http://schemas.microsoft.com/office/drawing/2016/5/13/chartex" xmlns:cx8="http://schemas.microsoft.com/office/drawing/2016/5/14/chartex" xmlns:mc="http://schemas.openxmlformats.org/markup-compatibility/2006" xmlns:aink="http://schemas.microsoft.com/office/drawing/2016/ink" xmlns:am3d="http://schemas.microsoft.com/office/drawing/2017/model3d" xmlns:o="urn:schemas-microsoft-com:office:office" xmlns:oel="http://schemas.microsoft.com/office/2019/extlst" xmlns:r="http://schemas.openxmlformats.org/officeDocument/2006/relationships" xmlns:m="http://schemas.openxmlformats.org/officeDocument/2006/math" xmlns:v="urn:schemas-microsoft-com:vml" xmlns:wp14="http://schemas.microsoft.com/office/word/2010/wordprocessingDrawing" xmlns:wp="http://schemas.openxmlformats.org/drawingml/2006/wordprocessingDrawing" xmlns:w10="urn:schemas-microsoft-com:office:word" xmlns:w="http://schemas.openxmlformats.org/wordprocessingml/2006/main" xmlns:w14="http://schemas.microsoft.com/office/word/2010/wordml" xmlns:w15="http://schemas.microsoft.com/office/word/2012/wordml" xmlns:w16cex="http://schemas.microsoft.com/office/word/2018/wordml/cex" xmlns:w16cid="http://schemas.microsoft.com/office/word/2016/wordml/cid" xmlns:w16="http://schemas.microsoft.com/office/word/2018/wordml" xmlns:w16du="http://schemas.microsoft.com/office/word/2023/wordml/word16du" xmlns:w16sdtdh="http://schemas.microsoft.com/office/word/2020/wordml/sdtdatahash" xmlns:w16sdtfl="http://schemas.microsoft.com/office/word/2024/wordml/sdtformatlock" xmlns:w16se="http://schemas.microsoft.com/office/word/2015/wordml/symex" xmlns:wpg="http://schemas.microsoft.com/office/word/2010/wordprocessingGroup" xmlns:wpi="http://schemas.microsoft.com/office/word/2010/wordprocessingInk" xmlns:wne="http://schemas.microsoft.com/office/word/2006/wordml" xmlns:wps="http://schemas.microsoft.com/office/word/2010/wordprocessingShape" mc:Ignorable="w14 w15 w16se w16cid w16 w16cex w16sdtdh w16sdtfl w16du wp14">
   <w:p>
     <w:pPr>
@@ -14468,7 +14276,7 @@
 </w:ftr>
 </file>
 
-<file path=word/footer2.xml><?xml version="1.0" encoding="utf-8"?>
+<file path=word/footer3.xml><?xml version="1.0" encoding="utf-8"?>
 <w:ftr xmlns:wpc="http://schemas.microsoft.com/office/word/2010/wordprocessingCanvas" xmlns:cx="http://schemas.microsoft.com/office/drawing/2014/chartex" xmlns:cx1="http://schemas.microsoft.com/office/drawing/2015/9/8/chartex" xmlns:cx2="http://schemas.microsoft.com/office/drawing/2015/10/21/chartex" xmlns:cx3="http://schemas.microsoft.com/office/drawing/2016/5/9/chartex" xmlns:cx4="http://schemas.microsoft.com/office/drawing/2016/5/10/chartex" xmlns:cx5="http://schemas.microsoft.com/office/drawing/2016/5/11/chartex" xmlns:cx6="http://schemas.microsoft.com/office/drawing/2016/5/12/chartex" xmlns:cx7="http://schemas.microsoft.com/office/drawing/2016/5/13/chartex" xmlns:cx8="http://schemas.microsoft.com/office/drawing/2016/5/14/chartex" xmlns:mc="http://schemas.openxmlformats.org/markup-compatibility/2006" xmlns:aink="http://schemas.microsoft.com/office/drawing/2016/ink" xmlns:am3d="http://schemas.microsoft.com/office/drawing/2017/model3d" xmlns:o="urn:schemas-microsoft-com:office:office" xmlns:oel="http://schemas.microsoft.com/office/2019/extlst" xmlns:r="http://schemas.openxmlformats.org/officeDocument/2006/relationships" xmlns:m="http://schemas.openxmlformats.org/officeDocument/2006/math" xmlns:v="urn:schemas-microsoft-com:vml" xmlns:wp14="http://schemas.microsoft.com/office/word/2010/wordprocessingDrawing" xmlns:wp="http://schemas.openxmlformats.org/drawingml/2006/wordprocessingDrawing" xmlns:w10="urn:schemas-microsoft-com:office:word" xmlns:w="http://schemas.openxmlformats.org/wordprocessingml/2006/main" xmlns:w14="http://schemas.microsoft.com/office/word/2010/wordml" xmlns:w15="http://schemas.microsoft.com/office/word/2012/wordml" xmlns:w16cex="http://schemas.microsoft.com/office/word/2018/wordml/cex" xmlns:w16cid="http://schemas.microsoft.com/office/word/2016/wordml/cid" xmlns:w16="http://schemas.microsoft.com/office/word/2018/wordml" xmlns:w16du="http://schemas.microsoft.com/office/word/2023/wordml/word16du" xmlns:w16sdtdh="http://schemas.microsoft.com/office/word/2020/wordml/sdtdatahash" xmlns:w16sdtfl="http://schemas.microsoft.com/office/word/2024/wordml/sdtformatlock" xmlns:w16se="http://schemas.microsoft.com/office/word/2015/wordml/symex" xmlns:wpg="http://schemas.microsoft.com/office/word/2010/wordprocessingGroup" xmlns:wpi="http://schemas.microsoft.com/office/word/2010/wordprocessingInk" xmlns:wne="http://schemas.microsoft.com/office/word/2006/wordml" xmlns:wps="http://schemas.microsoft.com/office/word/2010/wordprocessingShape" mc:Ignorable="w14 w15 w16se w16cid w16 w16cex w16sdtdh w16sdtfl w16du wp14">
   <w:p>
     <w:pPr>
@@ -14547,7 +14355,7 @@
 </w:ftr>
 </file>
 
-<file path=word/footer3.xml><?xml version="1.0" encoding="utf-8"?>
+<file path=word/footer4.xml><?xml version="1.0" encoding="utf-8"?>
 <w:ftr xmlns:wpc="http://schemas.microsoft.com/office/word/2010/wordprocessingCanvas" xmlns:cx="http://schemas.microsoft.com/office/drawing/2014/chartex" xmlns:cx1="http://schemas.microsoft.com/office/drawing/2015/9/8/chartex" xmlns:cx2="http://schemas.microsoft.com/office/drawing/2015/10/21/chartex" xmlns:cx3="http://schemas.microsoft.com/office/drawing/2016/5/9/chartex" xmlns:cx4="http://schemas.microsoft.com/office/drawing/2016/5/10/chartex" xmlns:cx5="http://schemas.microsoft.com/office/drawing/2016/5/11/chartex" xmlns:cx6="http://schemas.microsoft.com/office/drawing/2016/5/12/chartex" xmlns:cx7="http://schemas.microsoft.com/office/drawing/2016/5/13/chartex" xmlns:cx8="http://schemas.microsoft.com/office/drawing/2016/5/14/chartex" xmlns:mc="http://schemas.openxmlformats.org/markup-compatibility/2006" xmlns:aink="http://schemas.microsoft.com/office/drawing/2016/ink" xmlns:am3d="http://schemas.microsoft.com/office/drawing/2017/model3d" xmlns:o="urn:schemas-microsoft-com:office:office" xmlns:oel="http://schemas.microsoft.com/office/2019/extlst" xmlns:r="http://schemas.openxmlformats.org/officeDocument/2006/relationships" xmlns:m="http://schemas.openxmlformats.org/officeDocument/2006/math" xmlns:v="urn:schemas-microsoft-com:vml" xmlns:wp14="http://schemas.microsoft.com/office/word/2010/wordprocessingDrawing" xmlns:wp="http://schemas.openxmlformats.org/drawingml/2006/wordprocessingDrawing" xmlns:w10="urn:schemas-microsoft-com:office:word" xmlns:w="http://schemas.openxmlformats.org/wordprocessingml/2006/main" xmlns:w14="http://schemas.microsoft.com/office/word/2010/wordml" xmlns:w15="http://schemas.microsoft.com/office/word/2012/wordml" xmlns:w16cex="http://schemas.microsoft.com/office/word/2018/wordml/cex" xmlns:w16cid="http://schemas.microsoft.com/office/word/2016/wordml/cid" xmlns:w16="http://schemas.microsoft.com/office/word/2018/wordml" xmlns:w16du="http://schemas.microsoft.com/office/word/2023/wordml/word16du" xmlns:w16sdtdh="http://schemas.microsoft.com/office/word/2020/wordml/sdtdatahash" xmlns:w16sdtfl="http://schemas.microsoft.com/office/word/2024/wordml/sdtformatlock" xmlns:w16se="http://schemas.microsoft.com/office/word/2015/wordml/symex" xmlns:wpg="http://schemas.microsoft.com/office/word/2010/wordprocessingGroup" xmlns:wpi="http://schemas.microsoft.com/office/word/2010/wordprocessingInk" xmlns:wne="http://schemas.microsoft.com/office/word/2006/wordml" xmlns:wps="http://schemas.microsoft.com/office/word/2010/wordprocessingShape" mc:Ignorable="w14 w15 w16se w16cid w16 w16cex w16sdtdh w16sdtfl w16du wp14">
   <w:p>
     <w:pPr>
@@ -14559,7 +14367,7 @@
 </w:ftr>
 </file>
 
-<file path=word/footer4.xml><?xml version="1.0" encoding="utf-8"?>
+<file path=word/footer5.xml><?xml version="1.0" encoding="utf-8"?>
 <w:ftr xmlns:wpc="http://schemas.microsoft.com/office/word/2010/wordprocessingCanvas" xmlns:cx="http://schemas.microsoft.com/office/drawing/2014/chartex" xmlns:cx1="http://schemas.microsoft.com/office/drawing/2015/9/8/chartex" xmlns:cx2="http://schemas.microsoft.com/office/drawing/2015/10/21/chartex" xmlns:cx3="http://schemas.microsoft.com/office/drawing/2016/5/9/chartex" xmlns:cx4="http://schemas.microsoft.com/office/drawing/2016/5/10/chartex" xmlns:cx5="http://schemas.microsoft.com/office/drawing/2016/5/11/chartex" xmlns:cx6="http://schemas.microsoft.com/office/drawing/2016/5/12/chartex" xmlns:cx7="http://schemas.microsoft.com/office/drawing/2016/5/13/chartex" xmlns:cx8="http://schemas.microsoft.com/office/drawing/2016/5/14/chartex" xmlns:mc="http://schemas.openxmlformats.org/markup-compatibility/2006" xmlns:aink="http://schemas.microsoft.com/office/drawing/2016/ink" xmlns:am3d="http://schemas.microsoft.com/office/drawing/2017/model3d" xmlns:o="urn:schemas-microsoft-com:office:office" xmlns:oel="http://schemas.microsoft.com/office/2019/extlst" xmlns:r="http://schemas.openxmlformats.org/officeDocument/2006/relationships" xmlns:m="http://schemas.openxmlformats.org/officeDocument/2006/math" xmlns:v="urn:schemas-microsoft-com:vml" xmlns:wp14="http://schemas.microsoft.com/office/word/2010/wordprocessingDrawing" xmlns:wp="http://schemas.openxmlformats.org/drawingml/2006/wordprocessingDrawing" xmlns:w10="urn:schemas-microsoft-com:office:word" xmlns:w="http://schemas.openxmlformats.org/wordprocessingml/2006/main" xmlns:w14="http://schemas.microsoft.com/office/word/2010/wordml" xmlns:w15="http://schemas.microsoft.com/office/word/2012/wordml" xmlns:w16cex="http://schemas.microsoft.com/office/word/2018/wordml/cex" xmlns:w16cid="http://schemas.microsoft.com/office/word/2016/wordml/cid" xmlns:w16="http://schemas.microsoft.com/office/word/2018/wordml" xmlns:w16du="http://schemas.microsoft.com/office/word/2023/wordml/word16du" xmlns:w16sdtdh="http://schemas.microsoft.com/office/word/2020/wordml/sdtdatahash" xmlns:w16sdtfl="http://schemas.microsoft.com/office/word/2024/wordml/sdtformatlock" xmlns:w16se="http://schemas.microsoft.com/office/word/2015/wordml/symex" xmlns:wpg="http://schemas.microsoft.com/office/word/2010/wordprocessingGroup" xmlns:wpi="http://schemas.microsoft.com/office/word/2010/wordprocessingInk" xmlns:wne="http://schemas.microsoft.com/office/word/2006/wordml" xmlns:wps="http://schemas.microsoft.com/office/word/2010/wordprocessingShape" mc:Ignorable="w14 w15 w16se w16cid w16 w16cex w16sdtdh w16sdtfl w16du wp14">
   <w:p>
     <w:pPr>
@@ -14688,7 +14496,7 @@
             </wp:anchor>
           </w:drawing>
         </mc:Choice>
-        <mc:Fallback>
+        <mc:Fallback xmlns="">
           <w:pict>
             <v:shapetype w14:anchorId="27489A7C" id="_x0000_t202" coordsize="21600,21600" o:spt="202" path="m,l,21600r21600,l21600,xe">
               <v:stroke joinstyle="miter"/>
@@ -14717,7 +14525,7 @@
 </w:ftr>
 </file>
 
-<file path=word/footer5.xml><?xml version="1.0" encoding="utf-8"?>
+<file path=word/footer6.xml><?xml version="1.0" encoding="utf-8"?>
 <w:ftr xmlns:wpc="http://schemas.microsoft.com/office/word/2010/wordprocessingCanvas" xmlns:cx="http://schemas.microsoft.com/office/drawing/2014/chartex" xmlns:cx1="http://schemas.microsoft.com/office/drawing/2015/9/8/chartex" xmlns:cx2="http://schemas.microsoft.com/office/drawing/2015/10/21/chartex" xmlns:cx3="http://schemas.microsoft.com/office/drawing/2016/5/9/chartex" xmlns:cx4="http://schemas.microsoft.com/office/drawing/2016/5/10/chartex" xmlns:cx5="http://schemas.microsoft.com/office/drawing/2016/5/11/chartex" xmlns:cx6="http://schemas.microsoft.com/office/drawing/2016/5/12/chartex" xmlns:cx7="http://schemas.microsoft.com/office/drawing/2016/5/13/chartex" xmlns:cx8="http://schemas.microsoft.com/office/drawing/2016/5/14/chartex" xmlns:mc="http://schemas.openxmlformats.org/markup-compatibility/2006" xmlns:aink="http://schemas.microsoft.com/office/drawing/2016/ink" xmlns:am3d="http://schemas.microsoft.com/office/drawing/2017/model3d" xmlns:o="urn:schemas-microsoft-com:office:office" xmlns:oel="http://schemas.microsoft.com/office/2019/extlst" xmlns:r="http://schemas.openxmlformats.org/officeDocument/2006/relationships" xmlns:m="http://schemas.openxmlformats.org/officeDocument/2006/math" xmlns:v="urn:schemas-microsoft-com:vml" xmlns:wp14="http://schemas.microsoft.com/office/word/2010/wordprocessingDrawing" xmlns:wp="http://schemas.openxmlformats.org/drawingml/2006/wordprocessingDrawing" xmlns:w10="urn:schemas-microsoft-com:office:word" xmlns:w="http://schemas.openxmlformats.org/wordprocessingml/2006/main" xmlns:w14="http://schemas.microsoft.com/office/word/2010/wordml" xmlns:w15="http://schemas.microsoft.com/office/word/2012/wordml" xmlns:w16cex="http://schemas.microsoft.com/office/word/2018/wordml/cex" xmlns:w16cid="http://schemas.microsoft.com/office/word/2016/wordml/cid" xmlns:w16="http://schemas.microsoft.com/office/word/2018/wordml" xmlns:w16du="http://schemas.microsoft.com/office/word/2023/wordml/word16du" xmlns:w16sdtdh="http://schemas.microsoft.com/office/word/2020/wordml/sdtdatahash" xmlns:w16sdtfl="http://schemas.microsoft.com/office/word/2024/wordml/sdtformatlock" xmlns:w16se="http://schemas.microsoft.com/office/word/2015/wordml/symex" xmlns:wpg="http://schemas.microsoft.com/office/word/2010/wordprocessingGroup" xmlns:wpi="http://schemas.microsoft.com/office/word/2010/wordprocessingInk" xmlns:wne="http://schemas.microsoft.com/office/word/2006/wordml" xmlns:wps="http://schemas.microsoft.com/office/word/2010/wordprocessingShape" mc:Ignorable="w14 w15 w16se w16cid w16 w16cex w16sdtdh w16sdtfl w16du wp14">
   <w:p>
     <w:pPr>
@@ -14755,7 +14563,7 @@
 </w:ftr>
 </file>
 
-<file path=word/footer6.xml><?xml version="1.0" encoding="utf-8"?>
+<file path=word/footer7.xml><?xml version="1.0" encoding="utf-8"?>
 <w:ftr xmlns:wpc="http://schemas.microsoft.com/office/word/2010/wordprocessingCanvas" xmlns:cx="http://schemas.microsoft.com/office/drawing/2014/chartex" xmlns:cx1="http://schemas.microsoft.com/office/drawing/2015/9/8/chartex" xmlns:cx2="http://schemas.microsoft.com/office/drawing/2015/10/21/chartex" xmlns:cx3="http://schemas.microsoft.com/office/drawing/2016/5/9/chartex" xmlns:cx4="http://schemas.microsoft.com/office/drawing/2016/5/10/chartex" xmlns:cx5="http://schemas.microsoft.com/office/drawing/2016/5/11/chartex" xmlns:cx6="http://schemas.microsoft.com/office/drawing/2016/5/12/chartex" xmlns:cx7="http://schemas.microsoft.com/office/drawing/2016/5/13/chartex" xmlns:cx8="http://schemas.microsoft.com/office/drawing/2016/5/14/chartex" xmlns:mc="http://schemas.openxmlformats.org/markup-compatibility/2006" xmlns:aink="http://schemas.microsoft.com/office/drawing/2016/ink" xmlns:am3d="http://schemas.microsoft.com/office/drawing/2017/model3d" xmlns:o="urn:schemas-microsoft-com:office:office" xmlns:oel="http://schemas.microsoft.com/office/2019/extlst" xmlns:r="http://schemas.openxmlformats.org/officeDocument/2006/relationships" xmlns:m="http://schemas.openxmlformats.org/officeDocument/2006/math" xmlns:v="urn:schemas-microsoft-com:vml" xmlns:wp14="http://schemas.microsoft.com/office/word/2010/wordprocessingDrawing" xmlns:wp="http://schemas.openxmlformats.org/drawingml/2006/wordprocessingDrawing" xmlns:w10="urn:schemas-microsoft-com:office:word" xmlns:w="http://schemas.openxmlformats.org/wordprocessingml/2006/main" xmlns:w14="http://schemas.microsoft.com/office/word/2010/wordml" xmlns:w15="http://schemas.microsoft.com/office/word/2012/wordml" xmlns:w16cex="http://schemas.microsoft.com/office/word/2018/wordml/cex" xmlns:w16cid="http://schemas.microsoft.com/office/word/2016/wordml/cid" xmlns:w16="http://schemas.microsoft.com/office/word/2018/wordml" xmlns:w16du="http://schemas.microsoft.com/office/word/2023/wordml/word16du" xmlns:w16sdtdh="http://schemas.microsoft.com/office/word/2020/wordml/sdtdatahash" xmlns:w16sdtfl="http://schemas.microsoft.com/office/word/2024/wordml/sdtformatlock" xmlns:w16se="http://schemas.microsoft.com/office/word/2015/wordml/symex" xmlns:wpg="http://schemas.microsoft.com/office/word/2010/wordprocessingGroup" xmlns:wpi="http://schemas.microsoft.com/office/word/2010/wordprocessingInk" xmlns:wne="http://schemas.microsoft.com/office/word/2006/wordml" xmlns:wps="http://schemas.microsoft.com/office/word/2010/wordprocessingShape" mc:Ignorable="w14 w15 w16se w16cid w16 w16cex w16sdtdh w16sdtfl w16du wp14">
   <w:p>
     <w:pPr>
@@ -14829,7 +14637,7 @@
             </wp:anchor>
           </w:drawing>
         </mc:Choice>
-        <mc:Fallback>
+        <mc:Fallback xmlns="">
           <w:pict>
             <v:shapetype w14:anchorId="1EBBD318" id="_x0000_t202" coordsize="21600,21600" o:spt="202" path="m,l,21600r21600,l21600,xe">
               <v:stroke joinstyle="miter"/>
@@ -14858,7 +14666,7 @@
 </w:ftr>
 </file>
 
-<file path=word/footer7.xml><?xml version="1.0" encoding="utf-8"?>
+<file path=word/footer8.xml><?xml version="1.0" encoding="utf-8"?>
 <w:ftr xmlns:wpc="http://schemas.microsoft.com/office/word/2010/wordprocessingCanvas" xmlns:cx="http://schemas.microsoft.com/office/drawing/2014/chartex" xmlns:cx1="http://schemas.microsoft.com/office/drawing/2015/9/8/chartex" xmlns:cx2="http://schemas.microsoft.com/office/drawing/2015/10/21/chartex" xmlns:cx3="http://schemas.microsoft.com/office/drawing/2016/5/9/chartex" xmlns:cx4="http://schemas.microsoft.com/office/drawing/2016/5/10/chartex" xmlns:cx5="http://schemas.microsoft.com/office/drawing/2016/5/11/chartex" xmlns:cx6="http://schemas.microsoft.com/office/drawing/2016/5/12/chartex" xmlns:cx7="http://schemas.microsoft.com/office/drawing/2016/5/13/chartex" xmlns:cx8="http://schemas.microsoft.com/office/drawing/2016/5/14/chartex" xmlns:mc="http://schemas.openxmlformats.org/markup-compatibility/2006" xmlns:aink="http://schemas.microsoft.com/office/drawing/2016/ink" xmlns:am3d="http://schemas.microsoft.com/office/drawing/2017/model3d" xmlns:o="urn:schemas-microsoft-com:office:office" xmlns:oel="http://schemas.microsoft.com/office/2019/extlst" xmlns:r="http://schemas.openxmlformats.org/officeDocument/2006/relationships" xmlns:m="http://schemas.openxmlformats.org/officeDocument/2006/math" xmlns:v="urn:schemas-microsoft-com:vml" xmlns:wp14="http://schemas.microsoft.com/office/word/2010/wordprocessingDrawing" xmlns:wp="http://schemas.openxmlformats.org/drawingml/2006/wordprocessingDrawing" xmlns:w10="urn:schemas-microsoft-com:office:word" xmlns:w="http://schemas.openxmlformats.org/wordprocessingml/2006/main" xmlns:w14="http://schemas.microsoft.com/office/word/2010/wordml" xmlns:w15="http://schemas.microsoft.com/office/word/2012/wordml" xmlns:w16cex="http://schemas.microsoft.com/office/word/2018/wordml/cex" xmlns:w16cid="http://schemas.microsoft.com/office/word/2016/wordml/cid" xmlns:w16="http://schemas.microsoft.com/office/word/2018/wordml" xmlns:w16du="http://schemas.microsoft.com/office/word/2023/wordml/word16du" xmlns:w16sdtdh="http://schemas.microsoft.com/office/word/2020/wordml/sdtdatahash" xmlns:w16sdtfl="http://schemas.microsoft.com/office/word/2024/wordml/sdtformatlock" xmlns:w16se="http://schemas.microsoft.com/office/word/2015/wordml/symex" xmlns:wpg="http://schemas.microsoft.com/office/word/2010/wordprocessingGroup" xmlns:wpi="http://schemas.microsoft.com/office/word/2010/wordprocessingInk" xmlns:wne="http://schemas.microsoft.com/office/word/2006/wordml" xmlns:wps="http://schemas.microsoft.com/office/word/2010/wordprocessingShape" mc:Ignorable="w14 w15 w16se w16cid w16 w16cex w16sdtdh w16sdtfl w16du wp14">
   <w:p>
     <w:pPr>
@@ -14932,7 +14740,7 @@
             </wp:anchor>
           </w:drawing>
         </mc:Choice>
-        <mc:Fallback>
+        <mc:Fallback xmlns="">
           <w:pict>
             <v:shapetype w14:anchorId="343BAA95" id="_x0000_t202" coordsize="21600,21600" o:spt="202" path="m,l,21600r21600,l21600,xe">
               <v:stroke joinstyle="miter"/>
@@ -15377,15 +15185,7 @@
         <w:t>Note to Draft</w:t>
       </w:r>
       <w:r>
-        <w:t xml:space="preserve">: To be included if less than 75% of each Founder’s shares is subject to vesting. </w:t>
-      </w:r>
-      <w:proofErr w:type="spellStart"/>
-      <w:r>
-        <w:t>RSPAs</w:t>
-      </w:r>
-      <w:proofErr w:type="spellEnd"/>
-      <w:r>
-        <w:t xml:space="preserve"> to be amended such that at least 75% of each Founder’s total equity will be subject to vesting over a minimum three-year period following the closing.</w:t>
+        <w:t>: To be included if less than 75% of each Founder’s shares is subject to vesting. RSPAs to be amended such that at least 75% of each Founder’s total equity will be subject to vesting over a minimum three-year period following the closing.</w:t>
       </w:r>
     </w:p>
   </w:footnote>
@@ -15465,21 +15265,7 @@
         <w:rPr>
           <w:szCs w:val="20"/>
         </w:rPr>
-        <w:t xml:space="preserve"> for transactions governed by California law that are not relying on </w:t>
-      </w:r>
-      <w:proofErr w:type="spellStart"/>
-      <w:r>
-        <w:rPr>
-          <w:szCs w:val="20"/>
-        </w:rPr>
-        <w:t>NSMIA</w:t>
-      </w:r>
-      <w:proofErr w:type="spellEnd"/>
-      <w:r>
-        <w:rPr>
-          <w:szCs w:val="20"/>
-        </w:rPr>
-        <w:t xml:space="preserve"> for a state securities law exemption.</w:t>
+        <w:t xml:space="preserve"> for transactions governed by California law that are not relying on NSMIA for a state securities law exemption.</w:t>
       </w:r>
       <w:r>
         <w:rPr>
@@ -15497,129 +15283,7 @@
   <w:p>
     <w:pPr>
       <w:pStyle w:val="Header"/>
-      <w:jc w:val="right"/>
-      <w:rPr>
-        <w:i/>
-        <w:iCs/>
-      </w:rPr>
     </w:pPr>
-    <w:r>
-      <w:rPr>
-        <w:i/>
-        <w:iCs/>
-      </w:rPr>
-      <w:t>Version 1.0</w:t>
-    </w:r>
-  </w:p>
-  <w:p>
-    <w:pPr>
-      <w:pStyle w:val="Header"/>
-      <w:jc w:val="both"/>
-      <w:rPr>
-        <w:i/>
-        <w:iCs/>
-      </w:rPr>
-    </w:pPr>
-    <w:r>
-      <w:rPr>
-        <w:i/>
-        <w:iCs/>
-      </w:rPr>
-      <w:t>Standard Capital’s “Frictionless Fundraise” documents</w:t>
-    </w:r>
-    <w:r>
-      <w:rPr>
-        <w:i/>
-        <w:iCs/>
-      </w:rPr>
-      <w:t xml:space="preserve"> represent our standard form</w:t>
-    </w:r>
-    <w:r>
-      <w:rPr>
-        <w:i/>
-        <w:iCs/>
-      </w:rPr>
-      <w:t>s of non-negotiable</w:t>
-    </w:r>
-    <w:r>
-      <w:rPr>
-        <w:i/>
-        <w:iCs/>
-      </w:rPr>
-      <w:t xml:space="preserve"> agreements designed to facilitate a</w:t>
-    </w:r>
-    <w:r>
-      <w:rPr>
-        <w:i/>
-        <w:iCs/>
-      </w:rPr>
-      <w:t xml:space="preserve"> simplified transaction process.</w:t>
-    </w:r>
-    <w:r>
-      <w:rPr>
-        <w:i/>
-        <w:iCs/>
-      </w:rPr>
-      <w:t xml:space="preserve"> </w:t>
-    </w:r>
-    <w:r>
-      <w:rPr>
-        <w:i/>
-        <w:iCs/>
-      </w:rPr>
-      <w:t xml:space="preserve"> W</w:t>
-    </w:r>
-    <w:r>
-      <w:rPr>
-        <w:i/>
-        <w:iCs/>
-      </w:rPr>
-      <w:t xml:space="preserve">e reserve the right to modify terms </w:t>
-    </w:r>
-    <w:r>
-      <w:rPr>
-        <w:i/>
-        <w:iCs/>
-      </w:rPr>
-      <w:t>and/or these forms,</w:t>
-    </w:r>
-    <w:r>
-      <w:rPr>
-        <w:i/>
-        <w:iCs/>
-      </w:rPr>
-      <w:t xml:space="preserve"> but </w:t>
-    </w:r>
-    <w:r>
-      <w:rPr>
-        <w:i/>
-        <w:iCs/>
-      </w:rPr>
-      <w:t xml:space="preserve">we </w:t>
-    </w:r>
-    <w:r>
-      <w:rPr>
-        <w:i/>
-        <w:iCs/>
-      </w:rPr>
-      <w:t xml:space="preserve">generally do not accept comments or revisions to the standardized provisions. We will consider modifications only in exceptional circumstances where there </w:t>
-    </w:r>
-    <w:proofErr w:type="gramStart"/>
-    <w:r>
-      <w:rPr>
-        <w:i/>
-        <w:iCs/>
-      </w:rPr>
-      <w:t>are</w:t>
-    </w:r>
-    <w:proofErr w:type="gramEnd"/>
-    <w:r>
-      <w:rPr>
-        <w:i/>
-        <w:iCs/>
-      </w:rPr>
-      <w:t xml:space="preserve"> compelling business, legal, or regulatory reasons that require deviation from our standard terms, and any requested changes must be accompanied by a detailed explanation of the specific rationale and business necessity.</w:t>
-    </w:r>
   </w:p>
 </w:hdr>
 </file>
@@ -15628,9 +15292,7 @@
 <w:hdr xmlns:wpc="http://schemas.microsoft.com/office/word/2010/wordprocessingCanvas" xmlns:cx="http://schemas.microsoft.com/office/drawing/2014/chartex" xmlns:cx1="http://schemas.microsoft.com/office/drawing/2015/9/8/chartex" xmlns:cx2="http://schemas.microsoft.com/office/drawing/2015/10/21/chartex" xmlns:cx3="http://schemas.microsoft.com/office/drawing/2016/5/9/chartex" xmlns:cx4="http://schemas.microsoft.com/office/drawing/2016/5/10/chartex" xmlns:cx5="http://schemas.microsoft.com/office/drawing/2016/5/11/chartex" xmlns:cx6="http://schemas.microsoft.com/office/drawing/2016/5/12/chartex" xmlns:cx7="http://schemas.microsoft.com/office/drawing/2016/5/13/chartex" xmlns:cx8="http://schemas.microsoft.com/office/drawing/2016/5/14/chartex" xmlns:mc="http://schemas.openxmlformats.org/markup-compatibility/2006" xmlns:aink="http://schemas.microsoft.com/office/drawing/2016/ink" xmlns:am3d="http://schemas.microsoft.com/office/drawing/2017/model3d" xmlns:o="urn:schemas-microsoft-com:office:office" xmlns:oel="http://schemas.microsoft.com/office/2019/extlst" xmlns:r="http://schemas.openxmlformats.org/officeDocument/2006/relationships" xmlns:m="http://schemas.openxmlformats.org/officeDocument/2006/math" xmlns:v="urn:schemas-microsoft-com:vml" xmlns:wp14="http://schemas.microsoft.com/office/word/2010/wordprocessingDrawing" xmlns:wp="http://schemas.openxmlformats.org/drawingml/2006/wordprocessingDrawing" xmlns:w10="urn:schemas-microsoft-com:office:word" xmlns:w="http://schemas.openxmlformats.org/wordprocessingml/2006/main" xmlns:w14="http://schemas.microsoft.com/office/word/2010/wordml" xmlns:w15="http://schemas.microsoft.com/office/word/2012/wordml" xmlns:w16cex="http://schemas.microsoft.com/office/word/2018/wordml/cex" xmlns:w16cid="http://schemas.microsoft.com/office/word/2016/wordml/cid" xmlns:w16="http://schemas.microsoft.com/office/word/2018/wordml" xmlns:w16du="http://schemas.microsoft.com/office/word/2023/wordml/word16du" xmlns:w16sdtdh="http://schemas.microsoft.com/office/word/2020/wordml/sdtdatahash" xmlns:w16sdtfl="http://schemas.microsoft.com/office/word/2024/wordml/sdtformatlock" xmlns:w16se="http://schemas.microsoft.com/office/word/2015/wordml/symex" xmlns:wpg="http://schemas.microsoft.com/office/word/2010/wordprocessingGroup" xmlns:wpi="http://schemas.microsoft.com/office/word/2010/wordprocessingInk" xmlns:wne="http://schemas.microsoft.com/office/word/2006/wordml" xmlns:wps="http://schemas.microsoft.com/office/word/2010/wordprocessingShape" mc:Ignorable="w14 w15 w16se w16cid w16 w16cex w16sdtdh w16sdtfl w16du wp14">
   <w:p>
     <w:pPr>
-      <w:rPr>
-        <w:sz w:val="24"/>
-      </w:rPr>
+      <w:pStyle w:val="Header"/>
     </w:pPr>
   </w:p>
 </w:hdr>
@@ -15641,7 +15303,120 @@
   <w:p>
     <w:pPr>
       <w:pStyle w:val="Header"/>
+      <w:jc w:val="right"/>
+      <w:rPr>
+        <w:i/>
+        <w:iCs/>
+      </w:rPr>
     </w:pPr>
+    <w:r>
+      <w:rPr>
+        <w:i/>
+        <w:iCs/>
+      </w:rPr>
+      <w:t>Version 1.</w:t>
+    </w:r>
+    <w:r>
+      <w:rPr>
+        <w:i/>
+        <w:iCs/>
+      </w:rPr>
+      <w:t>1</w:t>
+    </w:r>
+  </w:p>
+  <w:p>
+    <w:pPr>
+      <w:pStyle w:val="Header"/>
+      <w:jc w:val="both"/>
+      <w:rPr>
+        <w:i/>
+        <w:iCs/>
+      </w:rPr>
+    </w:pPr>
+    <w:r>
+      <w:rPr>
+        <w:i/>
+        <w:iCs/>
+      </w:rPr>
+      <w:t>Standard Capital’s “Frictionless Fundraise” documents</w:t>
+    </w:r>
+    <w:r>
+      <w:rPr>
+        <w:i/>
+        <w:iCs/>
+      </w:rPr>
+      <w:t xml:space="preserve"> represent our standard form</w:t>
+    </w:r>
+    <w:r>
+      <w:rPr>
+        <w:i/>
+        <w:iCs/>
+      </w:rPr>
+      <w:t>s of non-negotiable</w:t>
+    </w:r>
+    <w:r>
+      <w:rPr>
+        <w:i/>
+        <w:iCs/>
+      </w:rPr>
+      <w:t xml:space="preserve"> agreements designed to facilitate a</w:t>
+    </w:r>
+    <w:r>
+      <w:rPr>
+        <w:i/>
+        <w:iCs/>
+      </w:rPr>
+      <w:t xml:space="preserve"> simplified transaction process.</w:t>
+    </w:r>
+    <w:r>
+      <w:rPr>
+        <w:i/>
+        <w:iCs/>
+      </w:rPr>
+      <w:t xml:space="preserve"> </w:t>
+    </w:r>
+    <w:r>
+      <w:rPr>
+        <w:i/>
+        <w:iCs/>
+      </w:rPr>
+      <w:t xml:space="preserve"> W</w:t>
+    </w:r>
+    <w:r>
+      <w:rPr>
+        <w:i/>
+        <w:iCs/>
+      </w:rPr>
+      <w:t xml:space="preserve">e reserve the right to modify terms </w:t>
+    </w:r>
+    <w:r>
+      <w:rPr>
+        <w:i/>
+        <w:iCs/>
+      </w:rPr>
+      <w:t>and/or these forms,</w:t>
+    </w:r>
+    <w:r>
+      <w:rPr>
+        <w:i/>
+        <w:iCs/>
+      </w:rPr>
+      <w:t xml:space="preserve"> but </w:t>
+    </w:r>
+    <w:r>
+      <w:rPr>
+        <w:i/>
+        <w:iCs/>
+      </w:rPr>
+      <w:t xml:space="preserve">we </w:t>
+    </w:r>
+    <w:r>
+      <w:rPr>
+        <w:i/>
+        <w:iCs/>
+      </w:rPr>
+      <w:t>generally do not accept comments or revisions to the standardized provisions. We will consider modifications only in exceptional circumstances where there are compelling business, legal, or regulatory reasons that require deviation from our standard terms, and any requested changes must be accompanied by a detailed explanation of the specific rationale and business necessity.</w:t>
+    </w:r>
   </w:p>
 </w:hdr>
 </file>
@@ -15650,6 +15425,28 @@
 <w:hdr xmlns:wpc="http://schemas.microsoft.com/office/word/2010/wordprocessingCanvas" xmlns:cx="http://schemas.microsoft.com/office/drawing/2014/chartex" xmlns:cx1="http://schemas.microsoft.com/office/drawing/2015/9/8/chartex" xmlns:cx2="http://schemas.microsoft.com/office/drawing/2015/10/21/chartex" xmlns:cx3="http://schemas.microsoft.com/office/drawing/2016/5/9/chartex" xmlns:cx4="http://schemas.microsoft.com/office/drawing/2016/5/10/chartex" xmlns:cx5="http://schemas.microsoft.com/office/drawing/2016/5/11/chartex" xmlns:cx6="http://schemas.microsoft.com/office/drawing/2016/5/12/chartex" xmlns:cx7="http://schemas.microsoft.com/office/drawing/2016/5/13/chartex" xmlns:cx8="http://schemas.microsoft.com/office/drawing/2016/5/14/chartex" xmlns:mc="http://schemas.openxmlformats.org/markup-compatibility/2006" xmlns:aink="http://schemas.microsoft.com/office/drawing/2016/ink" xmlns:am3d="http://schemas.microsoft.com/office/drawing/2017/model3d" xmlns:o="urn:schemas-microsoft-com:office:office" xmlns:oel="http://schemas.microsoft.com/office/2019/extlst" xmlns:r="http://schemas.openxmlformats.org/officeDocument/2006/relationships" xmlns:m="http://schemas.openxmlformats.org/officeDocument/2006/math" xmlns:v="urn:schemas-microsoft-com:vml" xmlns:wp14="http://schemas.microsoft.com/office/word/2010/wordprocessingDrawing" xmlns:wp="http://schemas.openxmlformats.org/drawingml/2006/wordprocessingDrawing" xmlns:w10="urn:schemas-microsoft-com:office:word" xmlns:w="http://schemas.openxmlformats.org/wordprocessingml/2006/main" xmlns:w14="http://schemas.microsoft.com/office/word/2010/wordml" xmlns:w15="http://schemas.microsoft.com/office/word/2012/wordml" xmlns:w16cex="http://schemas.microsoft.com/office/word/2018/wordml/cex" xmlns:w16cid="http://schemas.microsoft.com/office/word/2016/wordml/cid" xmlns:w16="http://schemas.microsoft.com/office/word/2018/wordml" xmlns:w16du="http://schemas.microsoft.com/office/word/2023/wordml/word16du" xmlns:w16sdtdh="http://schemas.microsoft.com/office/word/2020/wordml/sdtdatahash" xmlns:w16sdtfl="http://schemas.microsoft.com/office/word/2024/wordml/sdtformatlock" xmlns:w16se="http://schemas.microsoft.com/office/word/2015/wordml/symex" xmlns:wpg="http://schemas.microsoft.com/office/word/2010/wordprocessingGroup" xmlns:wpi="http://schemas.microsoft.com/office/word/2010/wordprocessingInk" xmlns:wne="http://schemas.microsoft.com/office/word/2006/wordml" xmlns:wps="http://schemas.microsoft.com/office/word/2010/wordprocessingShape" mc:Ignorable="w14 w15 w16se w16cid w16 w16cex w16sdtdh w16sdtfl w16du wp14">
   <w:p>
     <w:pPr>
+      <w:rPr>
+        <w:sz w:val="24"/>
+      </w:rPr>
+    </w:pPr>
+  </w:p>
+</w:hdr>
+</file>
+
+<file path=word/header5.xml><?xml version="1.0" encoding="utf-8"?>
+<w:hdr xmlns:wpc="http://schemas.microsoft.com/office/word/2010/wordprocessingCanvas" xmlns:cx="http://schemas.microsoft.com/office/drawing/2014/chartex" xmlns:cx1="http://schemas.microsoft.com/office/drawing/2015/9/8/chartex" xmlns:cx2="http://schemas.microsoft.com/office/drawing/2015/10/21/chartex" xmlns:cx3="http://schemas.microsoft.com/office/drawing/2016/5/9/chartex" xmlns:cx4="http://schemas.microsoft.com/office/drawing/2016/5/10/chartex" xmlns:cx5="http://schemas.microsoft.com/office/drawing/2016/5/11/chartex" xmlns:cx6="http://schemas.microsoft.com/office/drawing/2016/5/12/chartex" xmlns:cx7="http://schemas.microsoft.com/office/drawing/2016/5/13/chartex" xmlns:cx8="http://schemas.microsoft.com/office/drawing/2016/5/14/chartex" xmlns:mc="http://schemas.openxmlformats.org/markup-compatibility/2006" xmlns:aink="http://schemas.microsoft.com/office/drawing/2016/ink" xmlns:am3d="http://schemas.microsoft.com/office/drawing/2017/model3d" xmlns:o="urn:schemas-microsoft-com:office:office" xmlns:oel="http://schemas.microsoft.com/office/2019/extlst" xmlns:r="http://schemas.openxmlformats.org/officeDocument/2006/relationships" xmlns:m="http://schemas.openxmlformats.org/officeDocument/2006/math" xmlns:v="urn:schemas-microsoft-com:vml" xmlns:wp14="http://schemas.microsoft.com/office/word/2010/wordprocessingDrawing" xmlns:wp="http://schemas.openxmlformats.org/drawingml/2006/wordprocessingDrawing" xmlns:w10="urn:schemas-microsoft-com:office:word" xmlns:w="http://schemas.openxmlformats.org/wordprocessingml/2006/main" xmlns:w14="http://schemas.microsoft.com/office/word/2010/wordml" xmlns:w15="http://schemas.microsoft.com/office/word/2012/wordml" xmlns:w16cex="http://schemas.microsoft.com/office/word/2018/wordml/cex" xmlns:w16cid="http://schemas.microsoft.com/office/word/2016/wordml/cid" xmlns:w16="http://schemas.microsoft.com/office/word/2018/wordml" xmlns:w16du="http://schemas.microsoft.com/office/word/2023/wordml/word16du" xmlns:w16sdtdh="http://schemas.microsoft.com/office/word/2020/wordml/sdtdatahash" xmlns:w16sdtfl="http://schemas.microsoft.com/office/word/2024/wordml/sdtformatlock" xmlns:w16se="http://schemas.microsoft.com/office/word/2015/wordml/symex" xmlns:wpg="http://schemas.microsoft.com/office/word/2010/wordprocessingGroup" xmlns:wpi="http://schemas.microsoft.com/office/word/2010/wordprocessingInk" xmlns:wne="http://schemas.microsoft.com/office/word/2006/wordml" xmlns:wps="http://schemas.microsoft.com/office/word/2010/wordprocessingShape" mc:Ignorable="w14 w15 w16se w16cid w16 w16cex w16sdtdh w16sdtfl w16du wp14">
+  <w:p>
+    <w:pPr>
+      <w:pStyle w:val="Header"/>
+    </w:pPr>
+  </w:p>
+</w:hdr>
+</file>
+
+<file path=word/header6.xml><?xml version="1.0" encoding="utf-8"?>
+<w:hdr xmlns:wpc="http://schemas.microsoft.com/office/word/2010/wordprocessingCanvas" xmlns:cx="http://schemas.microsoft.com/office/drawing/2014/chartex" xmlns:cx1="http://schemas.microsoft.com/office/drawing/2015/9/8/chartex" xmlns:cx2="http://schemas.microsoft.com/office/drawing/2015/10/21/chartex" xmlns:cx3="http://schemas.microsoft.com/office/drawing/2016/5/9/chartex" xmlns:cx4="http://schemas.microsoft.com/office/drawing/2016/5/10/chartex" xmlns:cx5="http://schemas.microsoft.com/office/drawing/2016/5/11/chartex" xmlns:cx6="http://schemas.microsoft.com/office/drawing/2016/5/12/chartex" xmlns:cx7="http://schemas.microsoft.com/office/drawing/2016/5/13/chartex" xmlns:cx8="http://schemas.microsoft.com/office/drawing/2016/5/14/chartex" xmlns:mc="http://schemas.openxmlformats.org/markup-compatibility/2006" xmlns:aink="http://schemas.microsoft.com/office/drawing/2016/ink" xmlns:am3d="http://schemas.microsoft.com/office/drawing/2017/model3d" xmlns:o="urn:schemas-microsoft-com:office:office" xmlns:oel="http://schemas.microsoft.com/office/2019/extlst" xmlns:r="http://schemas.openxmlformats.org/officeDocument/2006/relationships" xmlns:m="http://schemas.openxmlformats.org/officeDocument/2006/math" xmlns:v="urn:schemas-microsoft-com:vml" xmlns:wp14="http://schemas.microsoft.com/office/word/2010/wordprocessingDrawing" xmlns:wp="http://schemas.openxmlformats.org/drawingml/2006/wordprocessingDrawing" xmlns:w10="urn:schemas-microsoft-com:office:word" xmlns:w="http://schemas.openxmlformats.org/wordprocessingml/2006/main" xmlns:w14="http://schemas.microsoft.com/office/word/2010/wordml" xmlns:w15="http://schemas.microsoft.com/office/word/2012/wordml" xmlns:w16cex="http://schemas.microsoft.com/office/word/2018/wordml/cex" xmlns:w16cid="http://schemas.microsoft.com/office/word/2016/wordml/cid" xmlns:w16="http://schemas.microsoft.com/office/word/2018/wordml" xmlns:w16du="http://schemas.microsoft.com/office/word/2023/wordml/word16du" xmlns:w16sdtdh="http://schemas.microsoft.com/office/word/2020/wordml/sdtdatahash" xmlns:w16sdtfl="http://schemas.microsoft.com/office/word/2024/wordml/sdtformatlock" xmlns:w16se="http://schemas.microsoft.com/office/word/2015/wordml/symex" xmlns:wpg="http://schemas.microsoft.com/office/word/2010/wordprocessingGroup" xmlns:wpi="http://schemas.microsoft.com/office/word/2010/wordprocessingInk" xmlns:wne="http://schemas.microsoft.com/office/word/2006/wordml" xmlns:wps="http://schemas.microsoft.com/office/word/2010/wordprocessingShape" mc:Ignorable="w14 w15 w16se w16cid w16 w16cex w16sdtdh w16sdtfl w16du wp14">
+  <w:p>
+    <w:pPr>
       <w:jc w:val="both"/>
     </w:pPr>
     <w:r>
@@ -15659,9 +15456,8 @@
         <w:sz w:val="20"/>
         <w:szCs w:val="20"/>
       </w:rPr>
-      <w:t xml:space="preserve">This sample document is the work product of a national coalition of attorneys who specialize in venture capital financings, working under the auspices of the </w:t>
+      <w:t>This sample document is the work product of a national coalition of attorneys who specialize in venture capital financings, working under the auspices of the NVCA.</w:t>
     </w:r>
-    <w:proofErr w:type="spellStart"/>
     <w:r>
       <w:rPr>
         <w:rFonts w:ascii="Arial" w:hAnsi="Arial" w:cs="Arial"/>
@@ -15669,9 +15465,8 @@
         <w:sz w:val="20"/>
         <w:szCs w:val="20"/>
       </w:rPr>
-      <w:t>NVCA</w:t>
+      <w:t xml:space="preserve"> </w:t>
     </w:r>
-    <w:proofErr w:type="spellEnd"/>
     <w:r>
       <w:rPr>
         <w:rFonts w:ascii="Arial" w:hAnsi="Arial" w:cs="Arial"/>
@@ -15679,45 +15474,7 @@
         <w:sz w:val="20"/>
         <w:szCs w:val="20"/>
       </w:rPr>
-      <w:t>.</w:t>
-    </w:r>
-    <w:r>
-      <w:rPr>
-        <w:rFonts w:ascii="Arial" w:hAnsi="Arial" w:cs="Arial"/>
-        <w:b/>
-        <w:sz w:val="20"/>
-        <w:szCs w:val="20"/>
-      </w:rPr>
-      <w:t xml:space="preserve"> </w:t>
-    </w:r>
-    <w:r>
-      <w:rPr>
-        <w:rFonts w:ascii="Arial" w:hAnsi="Arial" w:cs="Arial"/>
-        <w:b/>
-        <w:sz w:val="20"/>
-        <w:szCs w:val="20"/>
-      </w:rPr>
-      <w:t xml:space="preserve">This document is intended to serve as a starting point </w:t>
-    </w:r>
-    <w:proofErr w:type="gramStart"/>
-    <w:r>
-      <w:rPr>
-        <w:rFonts w:ascii="Arial" w:hAnsi="Arial" w:cs="Arial"/>
-        <w:b/>
-        <w:sz w:val="20"/>
-        <w:szCs w:val="20"/>
-      </w:rPr>
-      <w:t>only, and</w:t>
-    </w:r>
-    <w:proofErr w:type="gramEnd"/>
-    <w:r>
-      <w:rPr>
-        <w:rFonts w:ascii="Arial" w:hAnsi="Arial" w:cs="Arial"/>
-        <w:b/>
-        <w:sz w:val="20"/>
-        <w:szCs w:val="20"/>
-      </w:rPr>
-      <w:t xml:space="preserve"> should be tailored to meet your specific requirements.</w:t>
+      <w:t>This document is intended to serve as a starting point only, and should be tailored to meet your specific requirements.</w:t>
     </w:r>
     <w:r>
       <w:rPr>
@@ -15779,7 +15536,7 @@
 </w:hdr>
 </file>
 
-<file path=word/header5.xml><?xml version="1.0" encoding="utf-8"?>
+<file path=word/header7.xml><?xml version="1.0" encoding="utf-8"?>
 <w:hdr xmlns:wpc="http://schemas.microsoft.com/office/word/2010/wordprocessingCanvas" xmlns:cx="http://schemas.microsoft.com/office/drawing/2014/chartex" xmlns:cx1="http://schemas.microsoft.com/office/drawing/2015/9/8/chartex" xmlns:cx2="http://schemas.microsoft.com/office/drawing/2015/10/21/chartex" xmlns:cx3="http://schemas.microsoft.com/office/drawing/2016/5/9/chartex" xmlns:cx4="http://schemas.microsoft.com/office/drawing/2016/5/10/chartex" xmlns:cx5="http://schemas.microsoft.com/office/drawing/2016/5/11/chartex" xmlns:cx6="http://schemas.microsoft.com/office/drawing/2016/5/12/chartex" xmlns:cx7="http://schemas.microsoft.com/office/drawing/2016/5/13/chartex" xmlns:cx8="http://schemas.microsoft.com/office/drawing/2016/5/14/chartex" xmlns:mc="http://schemas.openxmlformats.org/markup-compatibility/2006" xmlns:aink="http://schemas.microsoft.com/office/drawing/2016/ink" xmlns:am3d="http://schemas.microsoft.com/office/drawing/2017/model3d" xmlns:o="urn:schemas-microsoft-com:office:office" xmlns:oel="http://schemas.microsoft.com/office/2019/extlst" xmlns:r="http://schemas.openxmlformats.org/officeDocument/2006/relationships" xmlns:m="http://schemas.openxmlformats.org/officeDocument/2006/math" xmlns:v="urn:schemas-microsoft-com:vml" xmlns:wp14="http://schemas.microsoft.com/office/word/2010/wordprocessingDrawing" xmlns:wp="http://schemas.openxmlformats.org/drawingml/2006/wordprocessingDrawing" xmlns:w10="urn:schemas-microsoft-com:office:word" xmlns:w="http://schemas.openxmlformats.org/wordprocessingml/2006/main" xmlns:w14="http://schemas.microsoft.com/office/word/2010/wordml" xmlns:w15="http://schemas.microsoft.com/office/word/2012/wordml" xmlns:w16cex="http://schemas.microsoft.com/office/word/2018/wordml/cex" xmlns:w16cid="http://schemas.microsoft.com/office/word/2016/wordml/cid" xmlns:w16="http://schemas.microsoft.com/office/word/2018/wordml" xmlns:w16du="http://schemas.microsoft.com/office/word/2023/wordml/word16du" xmlns:w16sdtdh="http://schemas.microsoft.com/office/word/2020/wordml/sdtdatahash" xmlns:w16sdtfl="http://schemas.microsoft.com/office/word/2024/wordml/sdtformatlock" xmlns:w16se="http://schemas.microsoft.com/office/word/2015/wordml/symex" xmlns:wpg="http://schemas.microsoft.com/office/word/2010/wordprocessingGroup" xmlns:wpi="http://schemas.microsoft.com/office/word/2010/wordprocessingInk" xmlns:wne="http://schemas.microsoft.com/office/word/2006/wordml" xmlns:wps="http://schemas.microsoft.com/office/word/2010/wordprocessingShape" mc:Ignorable="w14 w15 w16se w16cid w16 w16cex w16sdtdh w16sdtfl w16du wp14">
   <w:p>
     <w:pPr>
@@ -43191,6 +42948,36 @@
     </w:lvlOverride>
   </w:num>
   <w:num w:numId="28" w16cid:durableId="610626273">
+    <w:abstractNumId w:val="117"/>
+    <w:lvlOverride w:ilvl="0">
+      <w:startOverride w:val="1"/>
+    </w:lvlOverride>
+    <w:lvlOverride w:ilvl="1">
+      <w:startOverride w:val="1"/>
+    </w:lvlOverride>
+    <w:lvlOverride w:ilvl="2">
+      <w:startOverride w:val="1"/>
+    </w:lvlOverride>
+    <w:lvlOverride w:ilvl="3">
+      <w:startOverride w:val="1"/>
+    </w:lvlOverride>
+    <w:lvlOverride w:ilvl="4">
+      <w:startOverride w:val="1"/>
+    </w:lvlOverride>
+    <w:lvlOverride w:ilvl="5">
+      <w:startOverride w:val="1"/>
+    </w:lvlOverride>
+    <w:lvlOverride w:ilvl="6">
+      <w:startOverride w:val="1"/>
+    </w:lvlOverride>
+    <w:lvlOverride w:ilvl="7">
+      <w:startOverride w:val="1"/>
+    </w:lvlOverride>
+    <w:lvlOverride w:ilvl="8">
+      <w:startOverride w:val="1"/>
+    </w:lvlOverride>
+  </w:num>
+  <w:num w:numId="29" w16cid:durableId="1722824660">
     <w:abstractNumId w:val="117"/>
     <w:lvlOverride w:ilvl="0">
       <w:startOverride w:val="1"/>
@@ -44694,21 +44481,6 @@
 </file>
 
 <file path=customXml/item1.xml><?xml version="1.0" encoding="utf-8"?>
-<?mso-contentType ?>
-<FormTemplates xmlns="http://schemas.microsoft.com/sharepoint/v3/contenttype/forms">
-  <Display>DocumentLibraryForm</Display>
-  <Edit>DocumentLibraryForm</Edit>
-  <New>DocumentLibraryForm</New>
-</FormTemplates>
-</file>
-
-<file path=customXml/item2.xml><?xml version="1.0" encoding="utf-8"?>
-<p:properties xmlns:p="http://schemas.microsoft.com/office/2006/metadata/properties" xmlns:xsi="http://www.w3.org/2001/XMLSchema-instance" xmlns:pc="http://schemas.microsoft.com/office/infopath/2007/PartnerControls">
-  <documentManagement/>
-</p:properties>
-</file>
-
-<file path=customXml/item3.xml><?xml version="1.0" encoding="utf-8"?>
 <ct:contentTypeSchema xmlns:ct="http://schemas.microsoft.com/office/2006/metadata/contentType" xmlns:ma="http://schemas.microsoft.com/office/2006/metadata/properties/metaAttributes" ct:_="" ma:_="" ma:contentTypeName="Document" ma:contentTypeID="0x01010083CE1BD5A562CB4B82EC65E39C99AF6A" ma:contentTypeVersion="11" ma:contentTypeDescription="Create a new document." ma:contentTypeScope="" ma:versionID="cb4cf6da84fbfabb14d81d8a1d2589d5">
   <xsd:schema xmlns:xsd="http://www.w3.org/2001/XMLSchema" xmlns:xs="http://www.w3.org/2001/XMLSchema" xmlns:p="http://schemas.microsoft.com/office/2006/metadata/properties" xmlns:ns2="9c0a36f1-4d58-430e-8449-b0eaaf5fe206" xmlns:ns3="37e6111b-6a63-4681-b603-c7bc9a020fd3" targetNamespace="http://schemas.microsoft.com/office/2006/metadata/properties" ma:root="true" ma:fieldsID="4889f2b19c1c6d75d4b9f15cb4599486" ns2:_="" ns3:_="">
     <xsd:import namespace="9c0a36f1-4d58-430e-8449-b0eaaf5fe206"/>
@@ -44917,28 +44689,26 @@
 </ct:contentTypeSchema>
 </file>
 
+<file path=customXml/item2.xml><?xml version="1.0" encoding="utf-8"?>
+<p:properties xmlns:p="http://schemas.microsoft.com/office/2006/metadata/properties" xmlns:xsi="http://www.w3.org/2001/XMLSchema-instance" xmlns:pc="http://schemas.microsoft.com/office/infopath/2007/PartnerControls">
+  <documentManagement/>
+</p:properties>
+</file>
+
+<file path=customXml/item3.xml><?xml version="1.0" encoding="utf-8"?>
+<?mso-contentType ?>
+<FormTemplates xmlns="http://schemas.microsoft.com/sharepoint/v3/contenttype/forms">
+  <Display>DocumentLibraryForm</Display>
+  <Edit>DocumentLibraryForm</Edit>
+  <New>DocumentLibraryForm</New>
+</FormTemplates>
+</file>
+
 <file path=customXml/item4.xml><?xml version="1.0" encoding="utf-8"?>
 <b:Sources xmlns:b="http://schemas.openxmlformats.org/officeDocument/2006/bibliography" xmlns="http://schemas.openxmlformats.org/officeDocument/2006/bibliography" SelectedStyle="\APASixthEditionOfficeOnline.xsl" StyleName="APA" Version="6"/>
 </file>
 
 <file path=customXml/itemProps1.xml><?xml version="1.0" encoding="utf-8"?>
-<ds:datastoreItem xmlns:ds="http://schemas.openxmlformats.org/officeDocument/2006/customXml" ds:itemID="{64034D33-17E6-4393-BD28-025D9DCD69ED}">
-  <ds:schemaRefs>
-    <ds:schemaRef ds:uri="http://schemas.microsoft.com/sharepoint/v3/contenttype/forms"/>
-  </ds:schemaRefs>
-</ds:datastoreItem>
-</file>
-
-<file path=customXml/itemProps2.xml><?xml version="1.0" encoding="utf-8"?>
-<ds:datastoreItem xmlns:ds="http://schemas.openxmlformats.org/officeDocument/2006/customXml" ds:itemID="{60B5B999-5EE8-4569-B7A8-5A687D285B0C}">
-  <ds:schemaRefs>
-    <ds:schemaRef ds:uri="http://schemas.microsoft.com/office/2006/metadata/properties"/>
-    <ds:schemaRef ds:uri="http://schemas.microsoft.com/office/infopath/2007/PartnerControls"/>
-  </ds:schemaRefs>
-</ds:datastoreItem>
-</file>
-
-<file path=customXml/itemProps3.xml><?xml version="1.0" encoding="utf-8"?>
 <ds:datastoreItem xmlns:ds="http://schemas.openxmlformats.org/officeDocument/2006/customXml" ds:itemID="{A31E841F-847C-4137-BA03-108A60686744}">
   <ds:schemaRefs>
     <ds:schemaRef ds:uri="http://schemas.microsoft.com/office/2006/metadata/contentType"/>
@@ -44957,6 +44727,23 @@
 </ds:datastoreItem>
 </file>
 
+<file path=customXml/itemProps2.xml><?xml version="1.0" encoding="utf-8"?>
+<ds:datastoreItem xmlns:ds="http://schemas.openxmlformats.org/officeDocument/2006/customXml" ds:itemID="{60B5B999-5EE8-4569-B7A8-5A687D285B0C}">
+  <ds:schemaRefs>
+    <ds:schemaRef ds:uri="http://schemas.microsoft.com/office/2006/metadata/properties"/>
+    <ds:schemaRef ds:uri="http://schemas.microsoft.com/office/infopath/2007/PartnerControls"/>
+  </ds:schemaRefs>
+</ds:datastoreItem>
+</file>
+
+<file path=customXml/itemProps3.xml><?xml version="1.0" encoding="utf-8"?>
+<ds:datastoreItem xmlns:ds="http://schemas.openxmlformats.org/officeDocument/2006/customXml" ds:itemID="{64034D33-17E6-4393-BD28-025D9DCD69ED}">
+  <ds:schemaRefs>
+    <ds:schemaRef ds:uri="http://schemas.microsoft.com/sharepoint/v3/contenttype/forms"/>
+  </ds:schemaRefs>
+</ds:datastoreItem>
+</file>
+
 <file path=customXml/itemProps4.xml><?xml version="1.0" encoding="utf-8"?>
 <ds:datastoreItem xmlns:ds="http://schemas.openxmlformats.org/officeDocument/2006/customXml" ds:itemID="{A77175FF-D100-4EA6-8D44-4390E07C2A9E}">
   <ds:schemaRefs>
